--- a/STARLAB_Unit_1/Student Handouts/02_Science_Identity_and_Skills_Inventory.docx
+++ b/STARLAB_Unit_1/Student Handouts/02_Science_Identity_and_Skills_Inventory.docx
@@ -4,7 +4,22 @@
   <w:body>
     <w:p>
       <w:pPr>
-        <w:pStyle w:val="Heading1"/>
+        <w:pStyle w:val="STARLABKicker"/>
+      </w:pPr>
+      <w:r>
+        <w:rPr>
+          <w:rFonts w:ascii="Arial" w:hAnsi="Arial" w:eastAsia="Arial" w:cs="Arial"/>
+          <w:color w:val="E31B23"/>
+          <w:sz w:val="18"/>
+          <w:szCs w:val="18"/>
+          <w:b w:val="1"/>
+        </w:rPr>
+        <w:t>STARLAB</w:t>
+      </w:r>
+    </w:p>
+    <w:p>
+      <w:pPr>
+        <w:pStyle w:val="STARLABResourceTitle"/>
         <w:keepNext w:val="0"/>
         <w:keepLines w:val="0"/>
         <w:spacing w:before="480" w:lineRule="auto"/>
@@ -15,18 +30,39 @@
           <w:szCs w:val="46"/>
         </w:rPr>
       </w:pPr>
-      <w:bookmarkStart w:colFirst="0" w:colLast="0" w:name="_ev4oah2r697j" w:id="41"/>
-      <w:bookmarkEnd w:id="41"/>
       <w:r>
         <w:rPr>
+          <w:rFonts w:ascii="Arial" w:hAnsi="Arial" w:eastAsia="Arial" w:cs="Arial"/>
+          <w:color w:val="111111"/>
+          <w:sz w:val="38"/>
+          <w:szCs w:val="38"/>
           <w:b w:val="1"/>
-          <w:bCs w:val="1"/>
-          <w:sz w:val="46"/>
-          <w:szCs w:val="46"/>
-          <w:rtl w:val="0"/>
         </w:rPr>
-        <w:t xml:space="preserve">Student Handout 2: Science Identity and Skills Inventory</w:t>
+        <w:t>Science Identity and Skills Inventory</w:t>
       </w:r>
+    </w:p>
+    <w:p>
+      <w:pPr>
+        <w:pStyle w:val="STARLABResourceMeta"/>
+      </w:pPr>
+      <w:r>
+        <w:rPr>
+          <w:rFonts w:ascii="Arial" w:hAnsi="Arial" w:eastAsia="Arial" w:cs="Arial"/>
+          <w:color w:val="555555"/>
+          <w:sz w:val="17"/>
+          <w:szCs w:val="17"/>
+          <w:b w:val="1"/>
+        </w:rPr>
+        <w:t>Unit 1 | Student Handout 2 | Week 1 | Required</w:t>
+      </w:r>
+    </w:p>
+    <w:p>
+      <w:pPr>
+        <w:pStyle w:val="STARLABDivider"/>
+        <w:pBdr>
+          <w:bottom w:val="single" w:sz="12" w:space="1" w:color="E31B23"/>
+        </w:pBdr>
+      </w:pPr>
     </w:p>
     <w:p>
       <w:pPr>
@@ -45,11 +81,13 @@
       <w:bookmarkEnd w:id="42"/>
       <w:r>
         <w:rPr>
+          <w:rFonts w:ascii="Arial" w:hAnsi="Arial" w:eastAsia="Arial" w:cs="Arial"/>
           <w:b w:val="1"/>
           <w:bCs w:val="1"/>
-          <w:sz w:val="34"/>
-          <w:szCs w:val="34"/>
+          <w:sz w:val="22"/>
+          <w:szCs w:val="22"/>
           <w:rtl w:val="0"/>
+          <w:color w:val="111111"/>
         </w:rPr>
         <w:t xml:space="preserve">Purpose</w:t>
       </w:r>
@@ -61,7 +99,11 @@
       </w:pPr>
       <w:r>
         <w:rPr>
+          <w:rFonts w:ascii="Arial" w:hAnsi="Arial" w:eastAsia="Arial" w:cs="Arial"/>
           <w:rtl w:val="0"/>
+          <w:color w:val="111111"/>
+          <w:sz w:val="19"/>
+          <w:szCs w:val="19"/>
         </w:rPr>
         <w:t xml:space="preserve">Scientists and engineers use many different skills. This inventory will help you identify the strengths you already bring to STARLAB and the skills you want to develop.</w:t>
       </w:r>
@@ -83,11 +125,13 @@
       <w:bookmarkEnd w:id="43"/>
       <w:r>
         <w:rPr>
+          <w:rFonts w:ascii="Arial" w:hAnsi="Arial" w:eastAsia="Arial" w:cs="Arial"/>
           <w:b w:val="1"/>
           <w:bCs w:val="1"/>
-          <w:sz w:val="34"/>
-          <w:szCs w:val="34"/>
+          <w:sz w:val="22"/>
+          <w:szCs w:val="22"/>
           <w:rtl w:val="0"/>
+          <w:color w:val="111111"/>
         </w:rPr>
         <w:t xml:space="preserve">Part A: Skills Inventory</w:t>
       </w:r>
@@ -99,7 +143,11 @@
       </w:pPr>
       <w:r>
         <w:rPr>
+          <w:rFonts w:ascii="Arial" w:hAnsi="Arial" w:eastAsia="Arial" w:cs="Arial"/>
           <w:rtl w:val="0"/>
+          <w:color w:val="111111"/>
+          <w:sz w:val="19"/>
+          <w:szCs w:val="19"/>
         </w:rPr>
         <w:t xml:space="preserve">Rate yourself from 1 to 5.</w:t>
       </w:r>
@@ -111,7 +159,11 @@
       </w:pPr>
       <w:r>
         <w:rPr>
+          <w:rFonts w:ascii="Arial" w:hAnsi="Arial" w:eastAsia="Arial" w:cs="Arial"/>
           <w:rtl w:val="0"/>
+          <w:color w:val="111111"/>
+          <w:sz w:val="19"/>
+          <w:szCs w:val="19"/>
         </w:rPr>
         <w:t xml:space="preserve">1 = I am not confident yet</w:t>
         <w:br w:type="textWrapping"/>
@@ -123,39 +175,33 @@
     <w:tbl>
       <w:tblPr>
         <w:tblStyle w:val="Table4"/>
-        <w:tblW w:w="7950.0" w:type="dxa"/>
+        <w:tblW w:w="9360" w:type="dxa"/>
         <w:jc w:val="left"/>
         <w:tblBorders>
-          <w:top w:color="000000" w:space="0" w:sz="0" w:val="nil"/>
-          <w:left w:color="000000" w:space="0" w:sz="0" w:val="nil"/>
-          <w:bottom w:color="000000" w:space="0" w:sz="0" w:val="nil"/>
-          <w:right w:color="000000" w:space="0" w:sz="0" w:val="nil"/>
-          <w:insideH w:color="000000" w:space="0" w:sz="0" w:val="nil"/>
-          <w:insideV w:color="000000" w:space="0" w:sz="0" w:val="nil"/>
+          <w:top w:color="D9D9D9" w:space="0" w:sz="6" w:val="single"/>
+          <w:left w:color="D9D9D9" w:space="0" w:sz="6" w:val="single"/>
+          <w:bottom w:color="D9D9D9" w:space="0" w:sz="6" w:val="single"/>
+          <w:right w:color="D9D9D9" w:space="0" w:sz="6" w:val="single"/>
+          <w:insideH w:color="D9D9D9" w:space="0" w:sz="6" w:val="single"/>
+          <w:insideV w:color="D9D9D9" w:space="0" w:sz="6" w:val="single"/>
         </w:tblBorders>
         <w:tblLayout w:type="fixed"/>
         <w:tblLook w:val="0600"/>
+        <w:tblInd w:w="120" w:type="dxa"/>
       </w:tblPr>
       <w:tblGrid>
-        <w:gridCol w:w="4625"/>
-        <w:gridCol w:w="920"/>
-        <w:gridCol w:w="2405"/>
-        <w:tblGridChange w:id="0">
-          <w:tblGrid>
-            <w:gridCol w:w="4625"/>
-            <w:gridCol w:w="920"/>
-            <w:gridCol w:w="2405"/>
-          </w:tblGrid>
-        </w:tblGridChange>
+        <w:gridCol w:w="5445"/>
+        <w:gridCol w:w="1083"/>
+        <w:gridCol w:w="2832"/>
       </w:tblGrid>
       <w:tr>
         <w:trPr>
           <w:cantSplit w:val="0"/>
-          <w:trHeight w:val="515" w:hRule="atLeast"/>
-          <w:tblHeader w:val="0"/>
+          <w:tblHeader w:val="true"/>
         </w:trPr>
         <w:tc>
           <w:tcPr>
+            <w:tcW w:type="dxa" w:w="5445"/>
             <w:tcBorders>
               <w:top w:color="000000" w:space="0" w:sz="0" w:val="nil"/>
               <w:left w:color="000000" w:space="0" w:sz="0" w:val="nil"/>
@@ -163,35 +209,49 @@
               <w:right w:color="000000" w:space="0" w:sz="0" w:val="nil"/>
             </w:tcBorders>
             <w:tcMar>
-              <w:top w:w="100.0" w:type="dxa"/>
+              <w:top w:w="80" w:type="dxa"/>
               <w:left w:w="100.0" w:type="dxa"/>
-              <w:bottom w:w="100.0" w:type="dxa"/>
+              <w:bottom w:w="80" w:type="dxa"/>
               <w:right w:w="100.0" w:type="dxa"/>
+              <w:start w:w="120" w:type="dxa"/>
+              <w:end w:w="120" w:type="dxa"/>
             </w:tcMar>
-            <w:vAlign w:val="top"/>
+            <w:vAlign w:val="center"/>
+            <w:shd w:fill="E31B23" w:val="clear"/>
           </w:tcPr>
           <w:p>
             <w:pPr>
+              <w:spacing w:before="0" w:after="40" w:line="240" w:lineRule="auto"/>
               <w:jc w:val="center"/>
               <w:rPr/>
             </w:pPr>
             <w:r>
               <w:rPr>
+                <w:rFonts w:ascii="Arial" w:hAnsi="Arial" w:eastAsia="Arial" w:cs="Arial"/>
                 <w:b w:val="1"/>
                 <w:bCs w:val="1"/>
                 <w:rtl w:val="0"/>
+                <w:color w:val="FFFFFF"/>
+                <w:sz w:val="16"/>
+                <w:szCs w:val="16"/>
               </w:rPr>
               <w:t xml:space="preserve">Skill</w:t>
             </w:r>
             <w:r>
               <w:rPr>
+                <w:rFonts w:ascii="Arial" w:hAnsi="Arial" w:eastAsia="Arial" w:cs="Arial"/>
                 <w:rtl w:val="0"/>
+                <w:color w:val="FFFFFF"/>
+                <w:sz w:val="16"/>
+                <w:szCs w:val="16"/>
+                <w:b w:val="1"/>
               </w:rPr>
             </w:r>
           </w:p>
         </w:tc>
         <w:tc>
           <w:tcPr>
+            <w:tcW w:type="dxa" w:w="1083"/>
             <w:tcBorders>
               <w:top w:color="000000" w:space="0" w:sz="0" w:val="nil"/>
               <w:left w:color="000000" w:space="0" w:sz="0" w:val="nil"/>
@@ -199,35 +259,49 @@
               <w:right w:color="000000" w:space="0" w:sz="0" w:val="nil"/>
             </w:tcBorders>
             <w:tcMar>
-              <w:top w:w="100.0" w:type="dxa"/>
+              <w:top w:w="80" w:type="dxa"/>
               <w:left w:w="100.0" w:type="dxa"/>
-              <w:bottom w:w="100.0" w:type="dxa"/>
+              <w:bottom w:w="80" w:type="dxa"/>
               <w:right w:w="100.0" w:type="dxa"/>
+              <w:start w:w="120" w:type="dxa"/>
+              <w:end w:w="120" w:type="dxa"/>
             </w:tcMar>
-            <w:vAlign w:val="top"/>
+            <w:vAlign w:val="center"/>
+            <w:shd w:fill="E31B23" w:val="clear"/>
           </w:tcPr>
           <w:p>
             <w:pPr>
+              <w:spacing w:before="0" w:after="40" w:line="240" w:lineRule="auto"/>
               <w:jc w:val="center"/>
               <w:rPr/>
             </w:pPr>
             <w:r>
               <w:rPr>
+                <w:rFonts w:ascii="Arial" w:hAnsi="Arial" w:eastAsia="Arial" w:cs="Arial"/>
                 <w:b w:val="1"/>
                 <w:bCs w:val="1"/>
                 <w:rtl w:val="0"/>
+                <w:color w:val="FFFFFF"/>
+                <w:sz w:val="16"/>
+                <w:szCs w:val="16"/>
               </w:rPr>
               <w:t xml:space="preserve">Rating</w:t>
             </w:r>
             <w:r>
               <w:rPr>
+                <w:rFonts w:ascii="Arial" w:hAnsi="Arial" w:eastAsia="Arial" w:cs="Arial"/>
                 <w:rtl w:val="0"/>
+                <w:color w:val="FFFFFF"/>
+                <w:sz w:val="16"/>
+                <w:szCs w:val="16"/>
+                <w:b w:val="1"/>
               </w:rPr>
             </w:r>
           </w:p>
         </w:tc>
         <w:tc>
           <w:tcPr>
+            <w:tcW w:type="dxa" w:w="2832"/>
             <w:tcBorders>
               <w:top w:color="000000" w:space="0" w:sz="0" w:val="nil"/>
               <w:left w:color="000000" w:space="0" w:sz="0" w:val="nil"/>
@@ -235,29 +309,42 @@
               <w:right w:color="000000" w:space="0" w:sz="0" w:val="nil"/>
             </w:tcBorders>
             <w:tcMar>
-              <w:top w:w="100.0" w:type="dxa"/>
+              <w:top w:w="80" w:type="dxa"/>
               <w:left w:w="100.0" w:type="dxa"/>
-              <w:bottom w:w="100.0" w:type="dxa"/>
+              <w:bottom w:w="80" w:type="dxa"/>
               <w:right w:w="100.0" w:type="dxa"/>
+              <w:start w:w="120" w:type="dxa"/>
+              <w:end w:w="120" w:type="dxa"/>
             </w:tcMar>
-            <w:vAlign w:val="top"/>
+            <w:vAlign w:val="center"/>
+            <w:shd w:fill="E31B23" w:val="clear"/>
           </w:tcPr>
           <w:p>
             <w:pPr>
+              <w:spacing w:before="0" w:after="40" w:line="240" w:lineRule="auto"/>
               <w:jc w:val="center"/>
               <w:rPr/>
             </w:pPr>
             <w:r>
               <w:rPr>
+                <w:rFonts w:ascii="Arial" w:hAnsi="Arial" w:eastAsia="Arial" w:cs="Arial"/>
                 <w:b w:val="1"/>
                 <w:bCs w:val="1"/>
                 <w:rtl w:val="0"/>
+                <w:color w:val="FFFFFF"/>
+                <w:sz w:val="16"/>
+                <w:szCs w:val="16"/>
               </w:rPr>
               <w:t xml:space="preserve">Evidence or Example</w:t>
             </w:r>
             <w:r>
               <w:rPr>
+                <w:rFonts w:ascii="Arial" w:hAnsi="Arial" w:eastAsia="Arial" w:cs="Arial"/>
                 <w:rtl w:val="0"/>
+                <w:color w:val="FFFFFF"/>
+                <w:sz w:val="16"/>
+                <w:szCs w:val="16"/>
+                <w:b w:val="1"/>
               </w:rPr>
             </w:r>
           </w:p>
@@ -266,11 +353,11 @@
       <w:tr>
         <w:trPr>
           <w:cantSplit w:val="0"/>
-          <w:trHeight w:val="515" w:hRule="atLeast"/>
           <w:tblHeader w:val="0"/>
         </w:trPr>
         <w:tc>
           <w:tcPr>
+            <w:tcW w:type="dxa" w:w="5445"/>
             <w:tcBorders>
               <w:top w:color="000000" w:space="0" w:sz="0" w:val="nil"/>
               <w:left w:color="000000" w:space="0" w:sz="0" w:val="nil"/>
@@ -278,20 +365,29 @@
               <w:right w:color="000000" w:space="0" w:sz="0" w:val="nil"/>
             </w:tcBorders>
             <w:tcMar>
-              <w:top w:w="100.0" w:type="dxa"/>
+              <w:top w:w="80" w:type="dxa"/>
               <w:left w:w="100.0" w:type="dxa"/>
-              <w:bottom w:w="100.0" w:type="dxa"/>
+              <w:bottom w:w="80" w:type="dxa"/>
               <w:right w:w="100.0" w:type="dxa"/>
+              <w:start w:w="120" w:type="dxa"/>
+              <w:end w:w="120" w:type="dxa"/>
             </w:tcMar>
-            <w:vAlign w:val="top"/>
+            <w:vAlign w:val="center"/>
+            <w:shd w:fill="FFFFFF" w:val="clear"/>
           </w:tcPr>
           <w:p>
             <w:pPr>
+              <w:spacing w:before="0" w:after="40" w:line="240" w:lineRule="auto"/>
+              <w:jc w:val="left"/>
               <w:rPr/>
             </w:pPr>
             <w:r>
               <w:rPr>
+                <w:rFonts w:ascii="Arial" w:hAnsi="Arial" w:eastAsia="Arial" w:cs="Arial"/>
                 <w:rtl w:val="0"/>
+                <w:color w:val="111111"/>
+                <w:sz w:val="18"/>
+                <w:szCs w:val="18"/>
               </w:rPr>
               <w:t xml:space="preserve">Asking questions</w:t>
             </w:r>
@@ -299,6 +395,7 @@
         </w:tc>
         <w:tc>
           <w:tcPr>
+            <w:tcW w:type="dxa" w:w="1083"/>
             <w:tcBorders>
               <w:top w:color="000000" w:space="0" w:sz="0" w:val="nil"/>
               <w:left w:color="000000" w:space="0" w:sz="0" w:val="nil"/>
@@ -306,26 +403,36 @@
               <w:right w:color="000000" w:space="0" w:sz="0" w:val="nil"/>
             </w:tcBorders>
             <w:tcMar>
-              <w:top w:w="100.0" w:type="dxa"/>
+              <w:top w:w="80" w:type="dxa"/>
               <w:left w:w="100.0" w:type="dxa"/>
-              <w:bottom w:w="100.0" w:type="dxa"/>
+              <w:bottom w:w="80" w:type="dxa"/>
               <w:right w:w="100.0" w:type="dxa"/>
+              <w:start w:w="120" w:type="dxa"/>
+              <w:end w:w="120" w:type="dxa"/>
             </w:tcMar>
-            <w:vAlign w:val="top"/>
+            <w:vAlign w:val="center"/>
+            <w:shd w:fill="FFFFFF" w:val="clear"/>
           </w:tcPr>
           <w:p>
             <w:pPr>
+              <w:spacing w:before="0" w:after="40" w:line="240" w:lineRule="auto"/>
+              <w:jc w:val="left"/>
               <w:rPr/>
             </w:pPr>
             <w:r>
               <w:rPr>
+                <w:rFonts w:ascii="Arial" w:hAnsi="Arial" w:eastAsia="Arial" w:cs="Arial"/>
                 <w:rtl w:val="0"/>
+                <w:color w:val="111111"/>
+                <w:sz w:val="18"/>
+                <w:szCs w:val="18"/>
               </w:rPr>
             </w:r>
           </w:p>
         </w:tc>
         <w:tc>
           <w:tcPr>
+            <w:tcW w:type="dxa" w:w="2832"/>
             <w:tcBorders>
               <w:top w:color="000000" w:space="0" w:sz="0" w:val="nil"/>
               <w:left w:color="000000" w:space="0" w:sz="0" w:val="nil"/>
@@ -333,20 +440,29 @@
               <w:right w:color="000000" w:space="0" w:sz="0" w:val="nil"/>
             </w:tcBorders>
             <w:tcMar>
-              <w:top w:w="100.0" w:type="dxa"/>
+              <w:top w:w="80" w:type="dxa"/>
               <w:left w:w="100.0" w:type="dxa"/>
-              <w:bottom w:w="100.0" w:type="dxa"/>
+              <w:bottom w:w="80" w:type="dxa"/>
               <w:right w:w="100.0" w:type="dxa"/>
+              <w:start w:w="120" w:type="dxa"/>
+              <w:end w:w="120" w:type="dxa"/>
             </w:tcMar>
-            <w:vAlign w:val="top"/>
+            <w:vAlign w:val="center"/>
+            <w:shd w:fill="FFFFFF" w:val="clear"/>
           </w:tcPr>
           <w:p>
             <w:pPr>
+              <w:spacing w:before="0" w:after="40" w:line="240" w:lineRule="auto"/>
+              <w:jc w:val="left"/>
               <w:rPr/>
             </w:pPr>
             <w:r>
               <w:rPr>
+                <w:rFonts w:ascii="Arial" w:hAnsi="Arial" w:eastAsia="Arial" w:cs="Arial"/>
                 <w:rtl w:val="0"/>
+                <w:color w:val="111111"/>
+                <w:sz w:val="18"/>
+                <w:szCs w:val="18"/>
               </w:rPr>
             </w:r>
           </w:p>
@@ -355,11 +471,11 @@
       <w:tr>
         <w:trPr>
           <w:cantSplit w:val="0"/>
-          <w:trHeight w:val="515" w:hRule="atLeast"/>
           <w:tblHeader w:val="0"/>
         </w:trPr>
         <w:tc>
           <w:tcPr>
+            <w:tcW w:type="dxa" w:w="5445"/>
             <w:tcBorders>
               <w:top w:color="000000" w:space="0" w:sz="0" w:val="nil"/>
               <w:left w:color="000000" w:space="0" w:sz="0" w:val="nil"/>
@@ -367,20 +483,29 @@
               <w:right w:color="000000" w:space="0" w:sz="0" w:val="nil"/>
             </w:tcBorders>
             <w:tcMar>
-              <w:top w:w="100.0" w:type="dxa"/>
+              <w:top w:w="80" w:type="dxa"/>
               <w:left w:w="100.0" w:type="dxa"/>
-              <w:bottom w:w="100.0" w:type="dxa"/>
+              <w:bottom w:w="80" w:type="dxa"/>
               <w:right w:w="100.0" w:type="dxa"/>
+              <w:start w:w="120" w:type="dxa"/>
+              <w:end w:w="120" w:type="dxa"/>
             </w:tcMar>
-            <w:vAlign w:val="top"/>
+            <w:vAlign w:val="center"/>
+            <w:shd w:fill="F2F2F2" w:val="clear"/>
           </w:tcPr>
           <w:p>
             <w:pPr>
+              <w:spacing w:before="0" w:after="40" w:line="240" w:lineRule="auto"/>
+              <w:jc w:val="left"/>
               <w:rPr/>
             </w:pPr>
             <w:r>
               <w:rPr>
+                <w:rFonts w:ascii="Arial" w:hAnsi="Arial" w:eastAsia="Arial" w:cs="Arial"/>
                 <w:rtl w:val="0"/>
+                <w:color w:val="111111"/>
+                <w:sz w:val="18"/>
+                <w:szCs w:val="18"/>
               </w:rPr>
               <w:t xml:space="preserve">Reading scientific information</w:t>
             </w:r>
@@ -388,6 +513,7 @@
         </w:tc>
         <w:tc>
           <w:tcPr>
+            <w:tcW w:type="dxa" w:w="1083"/>
             <w:tcBorders>
               <w:top w:color="000000" w:space="0" w:sz="0" w:val="nil"/>
               <w:left w:color="000000" w:space="0" w:sz="0" w:val="nil"/>
@@ -395,26 +521,36 @@
               <w:right w:color="000000" w:space="0" w:sz="0" w:val="nil"/>
             </w:tcBorders>
             <w:tcMar>
-              <w:top w:w="100.0" w:type="dxa"/>
+              <w:top w:w="80" w:type="dxa"/>
               <w:left w:w="100.0" w:type="dxa"/>
-              <w:bottom w:w="100.0" w:type="dxa"/>
+              <w:bottom w:w="80" w:type="dxa"/>
               <w:right w:w="100.0" w:type="dxa"/>
+              <w:start w:w="120" w:type="dxa"/>
+              <w:end w:w="120" w:type="dxa"/>
             </w:tcMar>
-            <w:vAlign w:val="top"/>
+            <w:vAlign w:val="center"/>
+            <w:shd w:fill="F2F2F2" w:val="clear"/>
           </w:tcPr>
           <w:p>
             <w:pPr>
+              <w:spacing w:before="0" w:after="40" w:line="240" w:lineRule="auto"/>
+              <w:jc w:val="left"/>
               <w:rPr/>
             </w:pPr>
             <w:r>
               <w:rPr>
+                <w:rFonts w:ascii="Arial" w:hAnsi="Arial" w:eastAsia="Arial" w:cs="Arial"/>
                 <w:rtl w:val="0"/>
+                <w:color w:val="111111"/>
+                <w:sz w:val="18"/>
+                <w:szCs w:val="18"/>
               </w:rPr>
             </w:r>
           </w:p>
         </w:tc>
         <w:tc>
           <w:tcPr>
+            <w:tcW w:type="dxa" w:w="2832"/>
             <w:tcBorders>
               <w:top w:color="000000" w:space="0" w:sz="0" w:val="nil"/>
               <w:left w:color="000000" w:space="0" w:sz="0" w:val="nil"/>
@@ -422,20 +558,29 @@
               <w:right w:color="000000" w:space="0" w:sz="0" w:val="nil"/>
             </w:tcBorders>
             <w:tcMar>
-              <w:top w:w="100.0" w:type="dxa"/>
+              <w:top w:w="80" w:type="dxa"/>
               <w:left w:w="100.0" w:type="dxa"/>
-              <w:bottom w:w="100.0" w:type="dxa"/>
+              <w:bottom w:w="80" w:type="dxa"/>
               <w:right w:w="100.0" w:type="dxa"/>
+              <w:start w:w="120" w:type="dxa"/>
+              <w:end w:w="120" w:type="dxa"/>
             </w:tcMar>
-            <w:vAlign w:val="top"/>
+            <w:vAlign w:val="center"/>
+            <w:shd w:fill="F2F2F2" w:val="clear"/>
           </w:tcPr>
           <w:p>
             <w:pPr>
+              <w:spacing w:before="0" w:after="40" w:line="240" w:lineRule="auto"/>
+              <w:jc w:val="left"/>
               <w:rPr/>
             </w:pPr>
             <w:r>
               <w:rPr>
+                <w:rFonts w:ascii="Arial" w:hAnsi="Arial" w:eastAsia="Arial" w:cs="Arial"/>
                 <w:rtl w:val="0"/>
+                <w:color w:val="111111"/>
+                <w:sz w:val="18"/>
+                <w:szCs w:val="18"/>
               </w:rPr>
             </w:r>
           </w:p>
@@ -444,11 +589,11 @@
       <w:tr>
         <w:trPr>
           <w:cantSplit w:val="0"/>
-          <w:trHeight w:val="515" w:hRule="atLeast"/>
           <w:tblHeader w:val="0"/>
         </w:trPr>
         <w:tc>
           <w:tcPr>
+            <w:tcW w:type="dxa" w:w="5445"/>
             <w:tcBorders>
               <w:top w:color="000000" w:space="0" w:sz="0" w:val="nil"/>
               <w:left w:color="000000" w:space="0" w:sz="0" w:val="nil"/>
@@ -456,20 +601,29 @@
               <w:right w:color="000000" w:space="0" w:sz="0" w:val="nil"/>
             </w:tcBorders>
             <w:tcMar>
-              <w:top w:w="100.0" w:type="dxa"/>
+              <w:top w:w="80" w:type="dxa"/>
               <w:left w:w="100.0" w:type="dxa"/>
-              <w:bottom w:w="100.0" w:type="dxa"/>
+              <w:bottom w:w="80" w:type="dxa"/>
               <w:right w:w="100.0" w:type="dxa"/>
+              <w:start w:w="120" w:type="dxa"/>
+              <w:end w:w="120" w:type="dxa"/>
             </w:tcMar>
-            <w:vAlign w:val="top"/>
+            <w:vAlign w:val="center"/>
+            <w:shd w:fill="FFFFFF" w:val="clear"/>
           </w:tcPr>
           <w:p>
             <w:pPr>
+              <w:spacing w:before="0" w:after="40" w:line="240" w:lineRule="auto"/>
+              <w:jc w:val="left"/>
               <w:rPr/>
             </w:pPr>
             <w:r>
               <w:rPr>
+                <w:rFonts w:ascii="Arial" w:hAnsi="Arial" w:eastAsia="Arial" w:cs="Arial"/>
                 <w:rtl w:val="0"/>
+                <w:color w:val="111111"/>
+                <w:sz w:val="18"/>
+                <w:szCs w:val="18"/>
               </w:rPr>
               <w:t xml:space="preserve">Building or making things</w:t>
             </w:r>
@@ -477,6 +631,7 @@
         </w:tc>
         <w:tc>
           <w:tcPr>
+            <w:tcW w:type="dxa" w:w="1083"/>
             <w:tcBorders>
               <w:top w:color="000000" w:space="0" w:sz="0" w:val="nil"/>
               <w:left w:color="000000" w:space="0" w:sz="0" w:val="nil"/>
@@ -484,26 +639,36 @@
               <w:right w:color="000000" w:space="0" w:sz="0" w:val="nil"/>
             </w:tcBorders>
             <w:tcMar>
-              <w:top w:w="100.0" w:type="dxa"/>
+              <w:top w:w="80" w:type="dxa"/>
               <w:left w:w="100.0" w:type="dxa"/>
-              <w:bottom w:w="100.0" w:type="dxa"/>
+              <w:bottom w:w="80" w:type="dxa"/>
               <w:right w:w="100.0" w:type="dxa"/>
+              <w:start w:w="120" w:type="dxa"/>
+              <w:end w:w="120" w:type="dxa"/>
             </w:tcMar>
-            <w:vAlign w:val="top"/>
+            <w:vAlign w:val="center"/>
+            <w:shd w:fill="FFFFFF" w:val="clear"/>
           </w:tcPr>
           <w:p>
             <w:pPr>
+              <w:spacing w:before="0" w:after="40" w:line="240" w:lineRule="auto"/>
+              <w:jc w:val="left"/>
               <w:rPr/>
             </w:pPr>
             <w:r>
               <w:rPr>
+                <w:rFonts w:ascii="Arial" w:hAnsi="Arial" w:eastAsia="Arial" w:cs="Arial"/>
                 <w:rtl w:val="0"/>
+                <w:color w:val="111111"/>
+                <w:sz w:val="18"/>
+                <w:szCs w:val="18"/>
               </w:rPr>
             </w:r>
           </w:p>
         </w:tc>
         <w:tc>
           <w:tcPr>
+            <w:tcW w:type="dxa" w:w="2832"/>
             <w:tcBorders>
               <w:top w:color="000000" w:space="0" w:sz="0" w:val="nil"/>
               <w:left w:color="000000" w:space="0" w:sz="0" w:val="nil"/>
@@ -511,20 +676,29 @@
               <w:right w:color="000000" w:space="0" w:sz="0" w:val="nil"/>
             </w:tcBorders>
             <w:tcMar>
-              <w:top w:w="100.0" w:type="dxa"/>
+              <w:top w:w="80" w:type="dxa"/>
               <w:left w:w="100.0" w:type="dxa"/>
-              <w:bottom w:w="100.0" w:type="dxa"/>
+              <w:bottom w:w="80" w:type="dxa"/>
               <w:right w:w="100.0" w:type="dxa"/>
+              <w:start w:w="120" w:type="dxa"/>
+              <w:end w:w="120" w:type="dxa"/>
             </w:tcMar>
-            <w:vAlign w:val="top"/>
+            <w:vAlign w:val="center"/>
+            <w:shd w:fill="FFFFFF" w:val="clear"/>
           </w:tcPr>
           <w:p>
             <w:pPr>
+              <w:spacing w:before="0" w:after="40" w:line="240" w:lineRule="auto"/>
+              <w:jc w:val="left"/>
               <w:rPr/>
             </w:pPr>
             <w:r>
               <w:rPr>
+                <w:rFonts w:ascii="Arial" w:hAnsi="Arial" w:eastAsia="Arial" w:cs="Arial"/>
                 <w:rtl w:val="0"/>
+                <w:color w:val="111111"/>
+                <w:sz w:val="18"/>
+                <w:szCs w:val="18"/>
               </w:rPr>
             </w:r>
           </w:p>
@@ -533,11 +707,11 @@
       <w:tr>
         <w:trPr>
           <w:cantSplit w:val="0"/>
-          <w:trHeight w:val="515" w:hRule="atLeast"/>
           <w:tblHeader w:val="0"/>
         </w:trPr>
         <w:tc>
           <w:tcPr>
+            <w:tcW w:type="dxa" w:w="5445"/>
             <w:tcBorders>
               <w:top w:color="000000" w:space="0" w:sz="0" w:val="nil"/>
               <w:left w:color="000000" w:space="0" w:sz="0" w:val="nil"/>
@@ -545,20 +719,29 @@
               <w:right w:color="000000" w:space="0" w:sz="0" w:val="nil"/>
             </w:tcBorders>
             <w:tcMar>
-              <w:top w:w="100.0" w:type="dxa"/>
+              <w:top w:w="80" w:type="dxa"/>
               <w:left w:w="100.0" w:type="dxa"/>
-              <w:bottom w:w="100.0" w:type="dxa"/>
+              <w:bottom w:w="80" w:type="dxa"/>
               <w:right w:w="100.0" w:type="dxa"/>
+              <w:start w:w="120" w:type="dxa"/>
+              <w:end w:w="120" w:type="dxa"/>
             </w:tcMar>
-            <w:vAlign w:val="top"/>
+            <w:vAlign w:val="center"/>
+            <w:shd w:fill="F2F2F2" w:val="clear"/>
           </w:tcPr>
           <w:p>
             <w:pPr>
+              <w:spacing w:before="0" w:after="40" w:line="240" w:lineRule="auto"/>
+              <w:jc w:val="left"/>
               <w:rPr/>
             </w:pPr>
             <w:r>
               <w:rPr>
+                <w:rFonts w:ascii="Arial" w:hAnsi="Arial" w:eastAsia="Arial" w:cs="Arial"/>
                 <w:rtl w:val="0"/>
+                <w:color w:val="111111"/>
+                <w:sz w:val="18"/>
+                <w:szCs w:val="18"/>
               </w:rPr>
               <w:t xml:space="preserve">Using tools or equipment</w:t>
             </w:r>
@@ -566,6 +749,7 @@
         </w:tc>
         <w:tc>
           <w:tcPr>
+            <w:tcW w:type="dxa" w:w="1083"/>
             <w:tcBorders>
               <w:top w:color="000000" w:space="0" w:sz="0" w:val="nil"/>
               <w:left w:color="000000" w:space="0" w:sz="0" w:val="nil"/>
@@ -573,26 +757,36 @@
               <w:right w:color="000000" w:space="0" w:sz="0" w:val="nil"/>
             </w:tcBorders>
             <w:tcMar>
-              <w:top w:w="100.0" w:type="dxa"/>
+              <w:top w:w="80" w:type="dxa"/>
               <w:left w:w="100.0" w:type="dxa"/>
-              <w:bottom w:w="100.0" w:type="dxa"/>
+              <w:bottom w:w="80" w:type="dxa"/>
               <w:right w:w="100.0" w:type="dxa"/>
+              <w:start w:w="120" w:type="dxa"/>
+              <w:end w:w="120" w:type="dxa"/>
             </w:tcMar>
-            <w:vAlign w:val="top"/>
+            <w:vAlign w:val="center"/>
+            <w:shd w:fill="F2F2F2" w:val="clear"/>
           </w:tcPr>
           <w:p>
             <w:pPr>
+              <w:spacing w:before="0" w:after="40" w:line="240" w:lineRule="auto"/>
+              <w:jc w:val="left"/>
               <w:rPr/>
             </w:pPr>
             <w:r>
               <w:rPr>
+                <w:rFonts w:ascii="Arial" w:hAnsi="Arial" w:eastAsia="Arial" w:cs="Arial"/>
                 <w:rtl w:val="0"/>
+                <w:color w:val="111111"/>
+                <w:sz w:val="18"/>
+                <w:szCs w:val="18"/>
               </w:rPr>
             </w:r>
           </w:p>
         </w:tc>
         <w:tc>
           <w:tcPr>
+            <w:tcW w:type="dxa" w:w="2832"/>
             <w:tcBorders>
               <w:top w:color="000000" w:space="0" w:sz="0" w:val="nil"/>
               <w:left w:color="000000" w:space="0" w:sz="0" w:val="nil"/>
@@ -600,20 +794,29 @@
               <w:right w:color="000000" w:space="0" w:sz="0" w:val="nil"/>
             </w:tcBorders>
             <w:tcMar>
-              <w:top w:w="100.0" w:type="dxa"/>
+              <w:top w:w="80" w:type="dxa"/>
               <w:left w:w="100.0" w:type="dxa"/>
-              <w:bottom w:w="100.0" w:type="dxa"/>
+              <w:bottom w:w="80" w:type="dxa"/>
               <w:right w:w="100.0" w:type="dxa"/>
+              <w:start w:w="120" w:type="dxa"/>
+              <w:end w:w="120" w:type="dxa"/>
             </w:tcMar>
-            <w:vAlign w:val="top"/>
+            <w:vAlign w:val="center"/>
+            <w:shd w:fill="F2F2F2" w:val="clear"/>
           </w:tcPr>
           <w:p>
             <w:pPr>
+              <w:spacing w:before="0" w:after="40" w:line="240" w:lineRule="auto"/>
+              <w:jc w:val="left"/>
               <w:rPr/>
             </w:pPr>
             <w:r>
               <w:rPr>
+                <w:rFonts w:ascii="Arial" w:hAnsi="Arial" w:eastAsia="Arial" w:cs="Arial"/>
                 <w:rtl w:val="0"/>
+                <w:color w:val="111111"/>
+                <w:sz w:val="18"/>
+                <w:szCs w:val="18"/>
               </w:rPr>
             </w:r>
           </w:p>
@@ -622,11 +825,11 @@
       <w:tr>
         <w:trPr>
           <w:cantSplit w:val="0"/>
-          <w:trHeight w:val="515" w:hRule="atLeast"/>
           <w:tblHeader w:val="0"/>
         </w:trPr>
         <w:tc>
           <w:tcPr>
+            <w:tcW w:type="dxa" w:w="5445"/>
             <w:tcBorders>
               <w:top w:color="000000" w:space="0" w:sz="0" w:val="nil"/>
               <w:left w:color="000000" w:space="0" w:sz="0" w:val="nil"/>
@@ -634,20 +837,29 @@
               <w:right w:color="000000" w:space="0" w:sz="0" w:val="nil"/>
             </w:tcBorders>
             <w:tcMar>
-              <w:top w:w="100.0" w:type="dxa"/>
+              <w:top w:w="80" w:type="dxa"/>
               <w:left w:w="100.0" w:type="dxa"/>
-              <w:bottom w:w="100.0" w:type="dxa"/>
+              <w:bottom w:w="80" w:type="dxa"/>
               <w:right w:w="100.0" w:type="dxa"/>
+              <w:start w:w="120" w:type="dxa"/>
+              <w:end w:w="120" w:type="dxa"/>
             </w:tcMar>
-            <w:vAlign w:val="top"/>
+            <w:vAlign w:val="center"/>
+            <w:shd w:fill="FFFFFF" w:val="clear"/>
           </w:tcPr>
           <w:p>
             <w:pPr>
+              <w:spacing w:before="0" w:after="40" w:line="240" w:lineRule="auto"/>
+              <w:jc w:val="left"/>
               <w:rPr/>
             </w:pPr>
             <w:r>
               <w:rPr>
+                <w:rFonts w:ascii="Arial" w:hAnsi="Arial" w:eastAsia="Arial" w:cs="Arial"/>
                 <w:rtl w:val="0"/>
+                <w:color w:val="111111"/>
+                <w:sz w:val="18"/>
+                <w:szCs w:val="18"/>
               </w:rPr>
               <w:t xml:space="preserve">Coding or using technology</w:t>
             </w:r>
@@ -655,6 +867,7 @@
         </w:tc>
         <w:tc>
           <w:tcPr>
+            <w:tcW w:type="dxa" w:w="1083"/>
             <w:tcBorders>
               <w:top w:color="000000" w:space="0" w:sz="0" w:val="nil"/>
               <w:left w:color="000000" w:space="0" w:sz="0" w:val="nil"/>
@@ -662,26 +875,36 @@
               <w:right w:color="000000" w:space="0" w:sz="0" w:val="nil"/>
             </w:tcBorders>
             <w:tcMar>
-              <w:top w:w="100.0" w:type="dxa"/>
+              <w:top w:w="80" w:type="dxa"/>
               <w:left w:w="100.0" w:type="dxa"/>
-              <w:bottom w:w="100.0" w:type="dxa"/>
+              <w:bottom w:w="80" w:type="dxa"/>
               <w:right w:w="100.0" w:type="dxa"/>
+              <w:start w:w="120" w:type="dxa"/>
+              <w:end w:w="120" w:type="dxa"/>
             </w:tcMar>
-            <w:vAlign w:val="top"/>
+            <w:vAlign w:val="center"/>
+            <w:shd w:fill="FFFFFF" w:val="clear"/>
           </w:tcPr>
           <w:p>
             <w:pPr>
+              <w:spacing w:before="0" w:after="40" w:line="240" w:lineRule="auto"/>
+              <w:jc w:val="left"/>
               <w:rPr/>
             </w:pPr>
             <w:r>
               <w:rPr>
+                <w:rFonts w:ascii="Arial" w:hAnsi="Arial" w:eastAsia="Arial" w:cs="Arial"/>
                 <w:rtl w:val="0"/>
+                <w:color w:val="111111"/>
+                <w:sz w:val="18"/>
+                <w:szCs w:val="18"/>
               </w:rPr>
             </w:r>
           </w:p>
         </w:tc>
         <w:tc>
           <w:tcPr>
+            <w:tcW w:type="dxa" w:w="2832"/>
             <w:tcBorders>
               <w:top w:color="000000" w:space="0" w:sz="0" w:val="nil"/>
               <w:left w:color="000000" w:space="0" w:sz="0" w:val="nil"/>
@@ -689,20 +912,29 @@
               <w:right w:color="000000" w:space="0" w:sz="0" w:val="nil"/>
             </w:tcBorders>
             <w:tcMar>
-              <w:top w:w="100.0" w:type="dxa"/>
+              <w:top w:w="80" w:type="dxa"/>
               <w:left w:w="100.0" w:type="dxa"/>
-              <w:bottom w:w="100.0" w:type="dxa"/>
+              <w:bottom w:w="80" w:type="dxa"/>
               <w:right w:w="100.0" w:type="dxa"/>
+              <w:start w:w="120" w:type="dxa"/>
+              <w:end w:w="120" w:type="dxa"/>
             </w:tcMar>
-            <w:vAlign w:val="top"/>
+            <w:vAlign w:val="center"/>
+            <w:shd w:fill="FFFFFF" w:val="clear"/>
           </w:tcPr>
           <w:p>
             <w:pPr>
+              <w:spacing w:before="0" w:after="40" w:line="240" w:lineRule="auto"/>
+              <w:jc w:val="left"/>
               <w:rPr/>
             </w:pPr>
             <w:r>
               <w:rPr>
+                <w:rFonts w:ascii="Arial" w:hAnsi="Arial" w:eastAsia="Arial" w:cs="Arial"/>
                 <w:rtl w:val="0"/>
+                <w:color w:val="111111"/>
+                <w:sz w:val="18"/>
+                <w:szCs w:val="18"/>
               </w:rPr>
             </w:r>
           </w:p>
@@ -711,11 +943,11 @@
       <w:tr>
         <w:trPr>
           <w:cantSplit w:val="0"/>
-          <w:trHeight w:val="515" w:hRule="atLeast"/>
           <w:tblHeader w:val="0"/>
         </w:trPr>
         <w:tc>
           <w:tcPr>
+            <w:tcW w:type="dxa" w:w="5445"/>
             <w:tcBorders>
               <w:top w:color="000000" w:space="0" w:sz="0" w:val="nil"/>
               <w:left w:color="000000" w:space="0" w:sz="0" w:val="nil"/>
@@ -723,20 +955,29 @@
               <w:right w:color="000000" w:space="0" w:sz="0" w:val="nil"/>
             </w:tcBorders>
             <w:tcMar>
-              <w:top w:w="100.0" w:type="dxa"/>
+              <w:top w:w="80" w:type="dxa"/>
               <w:left w:w="100.0" w:type="dxa"/>
-              <w:bottom w:w="100.0" w:type="dxa"/>
+              <w:bottom w:w="80" w:type="dxa"/>
               <w:right w:w="100.0" w:type="dxa"/>
+              <w:start w:w="120" w:type="dxa"/>
+              <w:end w:w="120" w:type="dxa"/>
             </w:tcMar>
-            <w:vAlign w:val="top"/>
+            <w:vAlign w:val="center"/>
+            <w:shd w:fill="F2F2F2" w:val="clear"/>
           </w:tcPr>
           <w:p>
             <w:pPr>
+              <w:spacing w:before="0" w:after="40" w:line="240" w:lineRule="auto"/>
+              <w:jc w:val="left"/>
               <w:rPr/>
             </w:pPr>
             <w:r>
               <w:rPr>
+                <w:rFonts w:ascii="Arial" w:hAnsi="Arial" w:eastAsia="Arial" w:cs="Arial"/>
                 <w:rtl w:val="0"/>
+                <w:color w:val="111111"/>
+                <w:sz w:val="18"/>
+                <w:szCs w:val="18"/>
               </w:rPr>
               <w:t xml:space="preserve">Organizing materials or data</w:t>
             </w:r>
@@ -744,6 +985,7 @@
         </w:tc>
         <w:tc>
           <w:tcPr>
+            <w:tcW w:type="dxa" w:w="1083"/>
             <w:tcBorders>
               <w:top w:color="000000" w:space="0" w:sz="0" w:val="nil"/>
               <w:left w:color="000000" w:space="0" w:sz="0" w:val="nil"/>
@@ -751,26 +993,36 @@
               <w:right w:color="000000" w:space="0" w:sz="0" w:val="nil"/>
             </w:tcBorders>
             <w:tcMar>
-              <w:top w:w="100.0" w:type="dxa"/>
+              <w:top w:w="80" w:type="dxa"/>
               <w:left w:w="100.0" w:type="dxa"/>
-              <w:bottom w:w="100.0" w:type="dxa"/>
+              <w:bottom w:w="80" w:type="dxa"/>
               <w:right w:w="100.0" w:type="dxa"/>
+              <w:start w:w="120" w:type="dxa"/>
+              <w:end w:w="120" w:type="dxa"/>
             </w:tcMar>
-            <w:vAlign w:val="top"/>
+            <w:vAlign w:val="center"/>
+            <w:shd w:fill="F2F2F2" w:val="clear"/>
           </w:tcPr>
           <w:p>
             <w:pPr>
+              <w:spacing w:before="0" w:after="40" w:line="240" w:lineRule="auto"/>
+              <w:jc w:val="left"/>
               <w:rPr/>
             </w:pPr>
             <w:r>
               <w:rPr>
+                <w:rFonts w:ascii="Arial" w:hAnsi="Arial" w:eastAsia="Arial" w:cs="Arial"/>
                 <w:rtl w:val="0"/>
+                <w:color w:val="111111"/>
+                <w:sz w:val="18"/>
+                <w:szCs w:val="18"/>
               </w:rPr>
             </w:r>
           </w:p>
         </w:tc>
         <w:tc>
           <w:tcPr>
+            <w:tcW w:type="dxa" w:w="2832"/>
             <w:tcBorders>
               <w:top w:color="000000" w:space="0" w:sz="0" w:val="nil"/>
               <w:left w:color="000000" w:space="0" w:sz="0" w:val="nil"/>
@@ -778,20 +1030,29 @@
               <w:right w:color="000000" w:space="0" w:sz="0" w:val="nil"/>
             </w:tcBorders>
             <w:tcMar>
-              <w:top w:w="100.0" w:type="dxa"/>
+              <w:top w:w="80" w:type="dxa"/>
               <w:left w:w="100.0" w:type="dxa"/>
-              <w:bottom w:w="100.0" w:type="dxa"/>
+              <w:bottom w:w="80" w:type="dxa"/>
               <w:right w:w="100.0" w:type="dxa"/>
+              <w:start w:w="120" w:type="dxa"/>
+              <w:end w:w="120" w:type="dxa"/>
             </w:tcMar>
-            <w:vAlign w:val="top"/>
+            <w:vAlign w:val="center"/>
+            <w:shd w:fill="F2F2F2" w:val="clear"/>
           </w:tcPr>
           <w:p>
             <w:pPr>
+              <w:spacing w:before="0" w:after="40" w:line="240" w:lineRule="auto"/>
+              <w:jc w:val="left"/>
               <w:rPr/>
             </w:pPr>
             <w:r>
               <w:rPr>
+                <w:rFonts w:ascii="Arial" w:hAnsi="Arial" w:eastAsia="Arial" w:cs="Arial"/>
                 <w:rtl w:val="0"/>
+                <w:color w:val="111111"/>
+                <w:sz w:val="18"/>
+                <w:szCs w:val="18"/>
               </w:rPr>
             </w:r>
           </w:p>
@@ -800,11 +1061,11 @@
       <w:tr>
         <w:trPr>
           <w:cantSplit w:val="0"/>
-          <w:trHeight w:val="515" w:hRule="atLeast"/>
           <w:tblHeader w:val="0"/>
         </w:trPr>
         <w:tc>
           <w:tcPr>
+            <w:tcW w:type="dxa" w:w="5445"/>
             <w:tcBorders>
               <w:top w:color="000000" w:space="0" w:sz="0" w:val="nil"/>
               <w:left w:color="000000" w:space="0" w:sz="0" w:val="nil"/>
@@ -812,20 +1073,29 @@
               <w:right w:color="000000" w:space="0" w:sz="0" w:val="nil"/>
             </w:tcBorders>
             <w:tcMar>
-              <w:top w:w="100.0" w:type="dxa"/>
+              <w:top w:w="80" w:type="dxa"/>
               <w:left w:w="100.0" w:type="dxa"/>
-              <w:bottom w:w="100.0" w:type="dxa"/>
+              <w:bottom w:w="80" w:type="dxa"/>
               <w:right w:w="100.0" w:type="dxa"/>
+              <w:start w:w="120" w:type="dxa"/>
+              <w:end w:w="120" w:type="dxa"/>
             </w:tcMar>
-            <w:vAlign w:val="top"/>
+            <w:vAlign w:val="center"/>
+            <w:shd w:fill="FFFFFF" w:val="clear"/>
           </w:tcPr>
           <w:p>
             <w:pPr>
+              <w:spacing w:before="0" w:after="40" w:line="240" w:lineRule="auto"/>
+              <w:jc w:val="left"/>
               <w:rPr/>
             </w:pPr>
             <w:r>
               <w:rPr>
+                <w:rFonts w:ascii="Arial" w:hAnsi="Arial" w:eastAsia="Arial" w:cs="Arial"/>
                 <w:rtl w:val="0"/>
+                <w:color w:val="111111"/>
+                <w:sz w:val="18"/>
+                <w:szCs w:val="18"/>
               </w:rPr>
               <w:t xml:space="preserve">Drawing, designing, or visual communication</w:t>
             </w:r>
@@ -833,6 +1103,7 @@
         </w:tc>
         <w:tc>
           <w:tcPr>
+            <w:tcW w:type="dxa" w:w="1083"/>
             <w:tcBorders>
               <w:top w:color="000000" w:space="0" w:sz="0" w:val="nil"/>
               <w:left w:color="000000" w:space="0" w:sz="0" w:val="nil"/>
@@ -840,26 +1111,36 @@
               <w:right w:color="000000" w:space="0" w:sz="0" w:val="nil"/>
             </w:tcBorders>
             <w:tcMar>
-              <w:top w:w="100.0" w:type="dxa"/>
+              <w:top w:w="80" w:type="dxa"/>
               <w:left w:w="100.0" w:type="dxa"/>
-              <w:bottom w:w="100.0" w:type="dxa"/>
+              <w:bottom w:w="80" w:type="dxa"/>
               <w:right w:w="100.0" w:type="dxa"/>
+              <w:start w:w="120" w:type="dxa"/>
+              <w:end w:w="120" w:type="dxa"/>
             </w:tcMar>
-            <w:vAlign w:val="top"/>
+            <w:vAlign w:val="center"/>
+            <w:shd w:fill="FFFFFF" w:val="clear"/>
           </w:tcPr>
           <w:p>
             <w:pPr>
+              <w:spacing w:before="0" w:after="40" w:line="240" w:lineRule="auto"/>
+              <w:jc w:val="left"/>
               <w:rPr/>
             </w:pPr>
             <w:r>
               <w:rPr>
+                <w:rFonts w:ascii="Arial" w:hAnsi="Arial" w:eastAsia="Arial" w:cs="Arial"/>
                 <w:rtl w:val="0"/>
+                <w:color w:val="111111"/>
+                <w:sz w:val="18"/>
+                <w:szCs w:val="18"/>
               </w:rPr>
             </w:r>
           </w:p>
         </w:tc>
         <w:tc>
           <w:tcPr>
+            <w:tcW w:type="dxa" w:w="2832"/>
             <w:tcBorders>
               <w:top w:color="000000" w:space="0" w:sz="0" w:val="nil"/>
               <w:left w:color="000000" w:space="0" w:sz="0" w:val="nil"/>
@@ -867,20 +1148,29 @@
               <w:right w:color="000000" w:space="0" w:sz="0" w:val="nil"/>
             </w:tcBorders>
             <w:tcMar>
-              <w:top w:w="100.0" w:type="dxa"/>
+              <w:top w:w="80" w:type="dxa"/>
               <w:left w:w="100.0" w:type="dxa"/>
-              <w:bottom w:w="100.0" w:type="dxa"/>
+              <w:bottom w:w="80" w:type="dxa"/>
               <w:right w:w="100.0" w:type="dxa"/>
+              <w:start w:w="120" w:type="dxa"/>
+              <w:end w:w="120" w:type="dxa"/>
             </w:tcMar>
-            <w:vAlign w:val="top"/>
+            <w:vAlign w:val="center"/>
+            <w:shd w:fill="FFFFFF" w:val="clear"/>
           </w:tcPr>
           <w:p>
             <w:pPr>
+              <w:spacing w:before="0" w:after="40" w:line="240" w:lineRule="auto"/>
+              <w:jc w:val="left"/>
               <w:rPr/>
             </w:pPr>
             <w:r>
               <w:rPr>
+                <w:rFonts w:ascii="Arial" w:hAnsi="Arial" w:eastAsia="Arial" w:cs="Arial"/>
                 <w:rtl w:val="0"/>
+                <w:color w:val="111111"/>
+                <w:sz w:val="18"/>
+                <w:szCs w:val="18"/>
               </w:rPr>
             </w:r>
           </w:p>
@@ -889,11 +1179,11 @@
       <w:tr>
         <w:trPr>
           <w:cantSplit w:val="0"/>
-          <w:trHeight w:val="515" w:hRule="atLeast"/>
           <w:tblHeader w:val="0"/>
         </w:trPr>
         <w:tc>
           <w:tcPr>
+            <w:tcW w:type="dxa" w:w="5445"/>
             <w:tcBorders>
               <w:top w:color="000000" w:space="0" w:sz="0" w:val="nil"/>
               <w:left w:color="000000" w:space="0" w:sz="0" w:val="nil"/>
@@ -901,20 +1191,29 @@
               <w:right w:color="000000" w:space="0" w:sz="0" w:val="nil"/>
             </w:tcBorders>
             <w:tcMar>
-              <w:top w:w="100.0" w:type="dxa"/>
+              <w:top w:w="80" w:type="dxa"/>
               <w:left w:w="100.0" w:type="dxa"/>
-              <w:bottom w:w="100.0" w:type="dxa"/>
+              <w:bottom w:w="80" w:type="dxa"/>
               <w:right w:w="100.0" w:type="dxa"/>
+              <w:start w:w="120" w:type="dxa"/>
+              <w:end w:w="120" w:type="dxa"/>
             </w:tcMar>
-            <w:vAlign w:val="top"/>
+            <w:vAlign w:val="center"/>
+            <w:shd w:fill="F2F2F2" w:val="clear"/>
           </w:tcPr>
           <w:p>
             <w:pPr>
+              <w:spacing w:before="0" w:after="40" w:line="240" w:lineRule="auto"/>
+              <w:jc w:val="left"/>
               <w:rPr/>
             </w:pPr>
             <w:r>
               <w:rPr>
+                <w:rFonts w:ascii="Arial" w:hAnsi="Arial" w:eastAsia="Arial" w:cs="Arial"/>
                 <w:rtl w:val="0"/>
+                <w:color w:val="111111"/>
+                <w:sz w:val="18"/>
+                <w:szCs w:val="18"/>
               </w:rPr>
               <w:t xml:space="preserve">Math or data analysis</w:t>
             </w:r>
@@ -922,6 +1221,7 @@
         </w:tc>
         <w:tc>
           <w:tcPr>
+            <w:tcW w:type="dxa" w:w="1083"/>
             <w:tcBorders>
               <w:top w:color="000000" w:space="0" w:sz="0" w:val="nil"/>
               <w:left w:color="000000" w:space="0" w:sz="0" w:val="nil"/>
@@ -929,26 +1229,36 @@
               <w:right w:color="000000" w:space="0" w:sz="0" w:val="nil"/>
             </w:tcBorders>
             <w:tcMar>
-              <w:top w:w="100.0" w:type="dxa"/>
+              <w:top w:w="80" w:type="dxa"/>
               <w:left w:w="100.0" w:type="dxa"/>
-              <w:bottom w:w="100.0" w:type="dxa"/>
+              <w:bottom w:w="80" w:type="dxa"/>
               <w:right w:w="100.0" w:type="dxa"/>
+              <w:start w:w="120" w:type="dxa"/>
+              <w:end w:w="120" w:type="dxa"/>
             </w:tcMar>
-            <w:vAlign w:val="top"/>
+            <w:vAlign w:val="center"/>
+            <w:shd w:fill="F2F2F2" w:val="clear"/>
           </w:tcPr>
           <w:p>
             <w:pPr>
+              <w:spacing w:before="0" w:after="40" w:line="240" w:lineRule="auto"/>
+              <w:jc w:val="left"/>
               <w:rPr/>
             </w:pPr>
             <w:r>
               <w:rPr>
+                <w:rFonts w:ascii="Arial" w:hAnsi="Arial" w:eastAsia="Arial" w:cs="Arial"/>
                 <w:rtl w:val="0"/>
+                <w:color w:val="111111"/>
+                <w:sz w:val="18"/>
+                <w:szCs w:val="18"/>
               </w:rPr>
             </w:r>
           </w:p>
         </w:tc>
         <w:tc>
           <w:tcPr>
+            <w:tcW w:type="dxa" w:w="2832"/>
             <w:tcBorders>
               <w:top w:color="000000" w:space="0" w:sz="0" w:val="nil"/>
               <w:left w:color="000000" w:space="0" w:sz="0" w:val="nil"/>
@@ -956,20 +1266,29 @@
               <w:right w:color="000000" w:space="0" w:sz="0" w:val="nil"/>
             </w:tcBorders>
             <w:tcMar>
-              <w:top w:w="100.0" w:type="dxa"/>
+              <w:top w:w="80" w:type="dxa"/>
               <w:left w:w="100.0" w:type="dxa"/>
-              <w:bottom w:w="100.0" w:type="dxa"/>
+              <w:bottom w:w="80" w:type="dxa"/>
               <w:right w:w="100.0" w:type="dxa"/>
+              <w:start w:w="120" w:type="dxa"/>
+              <w:end w:w="120" w:type="dxa"/>
             </w:tcMar>
-            <w:vAlign w:val="top"/>
+            <w:vAlign w:val="center"/>
+            <w:shd w:fill="F2F2F2" w:val="clear"/>
           </w:tcPr>
           <w:p>
             <w:pPr>
+              <w:spacing w:before="0" w:after="40" w:line="240" w:lineRule="auto"/>
+              <w:jc w:val="left"/>
               <w:rPr/>
             </w:pPr>
             <w:r>
               <w:rPr>
+                <w:rFonts w:ascii="Arial" w:hAnsi="Arial" w:eastAsia="Arial" w:cs="Arial"/>
                 <w:rtl w:val="0"/>
+                <w:color w:val="111111"/>
+                <w:sz w:val="18"/>
+                <w:szCs w:val="18"/>
               </w:rPr>
             </w:r>
           </w:p>
@@ -978,11 +1297,11 @@
       <w:tr>
         <w:trPr>
           <w:cantSplit w:val="0"/>
-          <w:trHeight w:val="515" w:hRule="atLeast"/>
           <w:tblHeader w:val="0"/>
         </w:trPr>
         <w:tc>
           <w:tcPr>
+            <w:tcW w:type="dxa" w:w="5445"/>
             <w:tcBorders>
               <w:top w:color="000000" w:space="0" w:sz="0" w:val="nil"/>
               <w:left w:color="000000" w:space="0" w:sz="0" w:val="nil"/>
@@ -990,20 +1309,29 @@
               <w:right w:color="000000" w:space="0" w:sz="0" w:val="nil"/>
             </w:tcBorders>
             <w:tcMar>
-              <w:top w:w="100.0" w:type="dxa"/>
+              <w:top w:w="80" w:type="dxa"/>
               <w:left w:w="100.0" w:type="dxa"/>
-              <w:bottom w:w="100.0" w:type="dxa"/>
+              <w:bottom w:w="80" w:type="dxa"/>
               <w:right w:w="100.0" w:type="dxa"/>
+              <w:start w:w="120" w:type="dxa"/>
+              <w:end w:w="120" w:type="dxa"/>
             </w:tcMar>
-            <w:vAlign w:val="top"/>
+            <w:vAlign w:val="center"/>
+            <w:shd w:fill="FFFFFF" w:val="clear"/>
           </w:tcPr>
           <w:p>
             <w:pPr>
+              <w:spacing w:before="0" w:after="40" w:line="240" w:lineRule="auto"/>
+              <w:jc w:val="left"/>
               <w:rPr/>
             </w:pPr>
             <w:r>
               <w:rPr>
+                <w:rFonts w:ascii="Arial" w:hAnsi="Arial" w:eastAsia="Arial" w:cs="Arial"/>
                 <w:rtl w:val="0"/>
+                <w:color w:val="111111"/>
+                <w:sz w:val="18"/>
+                <w:szCs w:val="18"/>
               </w:rPr>
               <w:t xml:space="preserve">Writing clearly</w:t>
             </w:r>
@@ -1011,6 +1339,7 @@
         </w:tc>
         <w:tc>
           <w:tcPr>
+            <w:tcW w:type="dxa" w:w="1083"/>
             <w:tcBorders>
               <w:top w:color="000000" w:space="0" w:sz="0" w:val="nil"/>
               <w:left w:color="000000" w:space="0" w:sz="0" w:val="nil"/>
@@ -1018,26 +1347,36 @@
               <w:right w:color="000000" w:space="0" w:sz="0" w:val="nil"/>
             </w:tcBorders>
             <w:tcMar>
-              <w:top w:w="100.0" w:type="dxa"/>
+              <w:top w:w="80" w:type="dxa"/>
               <w:left w:w="100.0" w:type="dxa"/>
-              <w:bottom w:w="100.0" w:type="dxa"/>
+              <w:bottom w:w="80" w:type="dxa"/>
               <w:right w:w="100.0" w:type="dxa"/>
+              <w:start w:w="120" w:type="dxa"/>
+              <w:end w:w="120" w:type="dxa"/>
             </w:tcMar>
-            <w:vAlign w:val="top"/>
+            <w:vAlign w:val="center"/>
+            <w:shd w:fill="FFFFFF" w:val="clear"/>
           </w:tcPr>
           <w:p>
             <w:pPr>
+              <w:spacing w:before="0" w:after="40" w:line="240" w:lineRule="auto"/>
+              <w:jc w:val="left"/>
               <w:rPr/>
             </w:pPr>
             <w:r>
               <w:rPr>
+                <w:rFonts w:ascii="Arial" w:hAnsi="Arial" w:eastAsia="Arial" w:cs="Arial"/>
                 <w:rtl w:val="0"/>
+                <w:color w:val="111111"/>
+                <w:sz w:val="18"/>
+                <w:szCs w:val="18"/>
               </w:rPr>
             </w:r>
           </w:p>
         </w:tc>
         <w:tc>
           <w:tcPr>
+            <w:tcW w:type="dxa" w:w="2832"/>
             <w:tcBorders>
               <w:top w:color="000000" w:space="0" w:sz="0" w:val="nil"/>
               <w:left w:color="000000" w:space="0" w:sz="0" w:val="nil"/>
@@ -1045,20 +1384,29 @@
               <w:right w:color="000000" w:space="0" w:sz="0" w:val="nil"/>
             </w:tcBorders>
             <w:tcMar>
-              <w:top w:w="100.0" w:type="dxa"/>
+              <w:top w:w="80" w:type="dxa"/>
               <w:left w:w="100.0" w:type="dxa"/>
-              <w:bottom w:w="100.0" w:type="dxa"/>
+              <w:bottom w:w="80" w:type="dxa"/>
               <w:right w:w="100.0" w:type="dxa"/>
+              <w:start w:w="120" w:type="dxa"/>
+              <w:end w:w="120" w:type="dxa"/>
             </w:tcMar>
-            <w:vAlign w:val="top"/>
+            <w:vAlign w:val="center"/>
+            <w:shd w:fill="FFFFFF" w:val="clear"/>
           </w:tcPr>
           <w:p>
             <w:pPr>
+              <w:spacing w:before="0" w:after="40" w:line="240" w:lineRule="auto"/>
+              <w:jc w:val="left"/>
               <w:rPr/>
             </w:pPr>
             <w:r>
               <w:rPr>
+                <w:rFonts w:ascii="Arial" w:hAnsi="Arial" w:eastAsia="Arial" w:cs="Arial"/>
                 <w:rtl w:val="0"/>
+                <w:color w:val="111111"/>
+                <w:sz w:val="18"/>
+                <w:szCs w:val="18"/>
               </w:rPr>
             </w:r>
           </w:p>
@@ -1067,11 +1415,11 @@
       <w:tr>
         <w:trPr>
           <w:cantSplit w:val="0"/>
-          <w:trHeight w:val="515" w:hRule="atLeast"/>
           <w:tblHeader w:val="0"/>
         </w:trPr>
         <w:tc>
           <w:tcPr>
+            <w:tcW w:type="dxa" w:w="5445"/>
             <w:tcBorders>
               <w:top w:color="000000" w:space="0" w:sz="0" w:val="nil"/>
               <w:left w:color="000000" w:space="0" w:sz="0" w:val="nil"/>
@@ -1079,20 +1427,29 @@
               <w:right w:color="000000" w:space="0" w:sz="0" w:val="nil"/>
             </w:tcBorders>
             <w:tcMar>
-              <w:top w:w="100.0" w:type="dxa"/>
+              <w:top w:w="80" w:type="dxa"/>
               <w:left w:w="100.0" w:type="dxa"/>
-              <w:bottom w:w="100.0" w:type="dxa"/>
+              <w:bottom w:w="80" w:type="dxa"/>
               <w:right w:w="100.0" w:type="dxa"/>
+              <w:start w:w="120" w:type="dxa"/>
+              <w:end w:w="120" w:type="dxa"/>
             </w:tcMar>
-            <w:vAlign w:val="top"/>
+            <w:vAlign w:val="center"/>
+            <w:shd w:fill="F2F2F2" w:val="clear"/>
           </w:tcPr>
           <w:p>
             <w:pPr>
+              <w:spacing w:before="0" w:after="40" w:line="240" w:lineRule="auto"/>
+              <w:jc w:val="left"/>
               <w:rPr/>
             </w:pPr>
             <w:r>
               <w:rPr>
+                <w:rFonts w:ascii="Arial" w:hAnsi="Arial" w:eastAsia="Arial" w:cs="Arial"/>
                 <w:rtl w:val="0"/>
+                <w:color w:val="111111"/>
+                <w:sz w:val="18"/>
+                <w:szCs w:val="18"/>
               </w:rPr>
               <w:t xml:space="preserve">Speaking or presenting</w:t>
             </w:r>
@@ -1100,6 +1457,7 @@
         </w:tc>
         <w:tc>
           <w:tcPr>
+            <w:tcW w:type="dxa" w:w="1083"/>
             <w:tcBorders>
               <w:top w:color="000000" w:space="0" w:sz="0" w:val="nil"/>
               <w:left w:color="000000" w:space="0" w:sz="0" w:val="nil"/>
@@ -1107,26 +1465,36 @@
               <w:right w:color="000000" w:space="0" w:sz="0" w:val="nil"/>
             </w:tcBorders>
             <w:tcMar>
-              <w:top w:w="100.0" w:type="dxa"/>
+              <w:top w:w="80" w:type="dxa"/>
               <w:left w:w="100.0" w:type="dxa"/>
-              <w:bottom w:w="100.0" w:type="dxa"/>
+              <w:bottom w:w="80" w:type="dxa"/>
               <w:right w:w="100.0" w:type="dxa"/>
+              <w:start w:w="120" w:type="dxa"/>
+              <w:end w:w="120" w:type="dxa"/>
             </w:tcMar>
-            <w:vAlign w:val="top"/>
+            <w:vAlign w:val="center"/>
+            <w:shd w:fill="F2F2F2" w:val="clear"/>
           </w:tcPr>
           <w:p>
             <w:pPr>
+              <w:spacing w:before="0" w:after="40" w:line="240" w:lineRule="auto"/>
+              <w:jc w:val="left"/>
               <w:rPr/>
             </w:pPr>
             <w:r>
               <w:rPr>
+                <w:rFonts w:ascii="Arial" w:hAnsi="Arial" w:eastAsia="Arial" w:cs="Arial"/>
                 <w:rtl w:val="0"/>
+                <w:color w:val="111111"/>
+                <w:sz w:val="18"/>
+                <w:szCs w:val="18"/>
               </w:rPr>
             </w:r>
           </w:p>
         </w:tc>
         <w:tc>
           <w:tcPr>
+            <w:tcW w:type="dxa" w:w="2832"/>
             <w:tcBorders>
               <w:top w:color="000000" w:space="0" w:sz="0" w:val="nil"/>
               <w:left w:color="000000" w:space="0" w:sz="0" w:val="nil"/>
@@ -1134,20 +1502,29 @@
               <w:right w:color="000000" w:space="0" w:sz="0" w:val="nil"/>
             </w:tcBorders>
             <w:tcMar>
-              <w:top w:w="100.0" w:type="dxa"/>
+              <w:top w:w="80" w:type="dxa"/>
               <w:left w:w="100.0" w:type="dxa"/>
-              <w:bottom w:w="100.0" w:type="dxa"/>
+              <w:bottom w:w="80" w:type="dxa"/>
               <w:right w:w="100.0" w:type="dxa"/>
+              <w:start w:w="120" w:type="dxa"/>
+              <w:end w:w="120" w:type="dxa"/>
             </w:tcMar>
-            <w:vAlign w:val="top"/>
+            <w:vAlign w:val="center"/>
+            <w:shd w:fill="F2F2F2" w:val="clear"/>
           </w:tcPr>
           <w:p>
             <w:pPr>
+              <w:spacing w:before="0" w:after="40" w:line="240" w:lineRule="auto"/>
+              <w:jc w:val="left"/>
               <w:rPr/>
             </w:pPr>
             <w:r>
               <w:rPr>
+                <w:rFonts w:ascii="Arial" w:hAnsi="Arial" w:eastAsia="Arial" w:cs="Arial"/>
                 <w:rtl w:val="0"/>
+                <w:color w:val="111111"/>
+                <w:sz w:val="18"/>
+                <w:szCs w:val="18"/>
               </w:rPr>
             </w:r>
           </w:p>
@@ -1156,11 +1533,11 @@
       <w:tr>
         <w:trPr>
           <w:cantSplit w:val="0"/>
-          <w:trHeight w:val="515" w:hRule="atLeast"/>
           <w:tblHeader w:val="0"/>
         </w:trPr>
         <w:tc>
           <w:tcPr>
+            <w:tcW w:type="dxa" w:w="5445"/>
             <w:tcBorders>
               <w:top w:color="000000" w:space="0" w:sz="0" w:val="nil"/>
               <w:left w:color="000000" w:space="0" w:sz="0" w:val="nil"/>
@@ -1168,20 +1545,29 @@
               <w:right w:color="000000" w:space="0" w:sz="0" w:val="nil"/>
             </w:tcBorders>
             <w:tcMar>
-              <w:top w:w="100.0" w:type="dxa"/>
+              <w:top w:w="80" w:type="dxa"/>
               <w:left w:w="100.0" w:type="dxa"/>
-              <w:bottom w:w="100.0" w:type="dxa"/>
+              <w:bottom w:w="80" w:type="dxa"/>
               <w:right w:w="100.0" w:type="dxa"/>
+              <w:start w:w="120" w:type="dxa"/>
+              <w:end w:w="120" w:type="dxa"/>
             </w:tcMar>
-            <w:vAlign w:val="top"/>
+            <w:vAlign w:val="center"/>
+            <w:shd w:fill="FFFFFF" w:val="clear"/>
           </w:tcPr>
           <w:p>
             <w:pPr>
+              <w:spacing w:before="0" w:after="40" w:line="240" w:lineRule="auto"/>
+              <w:jc w:val="left"/>
               <w:rPr/>
             </w:pPr>
             <w:r>
               <w:rPr>
+                <w:rFonts w:ascii="Arial" w:hAnsi="Arial" w:eastAsia="Arial" w:cs="Arial"/>
                 <w:rtl w:val="0"/>
+                <w:color w:val="111111"/>
+                <w:sz w:val="18"/>
+                <w:szCs w:val="18"/>
               </w:rPr>
               <w:t xml:space="preserve">Troubleshooting problems</w:t>
             </w:r>
@@ -1189,6 +1575,7 @@
         </w:tc>
         <w:tc>
           <w:tcPr>
+            <w:tcW w:type="dxa" w:w="1083"/>
             <w:tcBorders>
               <w:top w:color="000000" w:space="0" w:sz="0" w:val="nil"/>
               <w:left w:color="000000" w:space="0" w:sz="0" w:val="nil"/>
@@ -1196,26 +1583,36 @@
               <w:right w:color="000000" w:space="0" w:sz="0" w:val="nil"/>
             </w:tcBorders>
             <w:tcMar>
-              <w:top w:w="100.0" w:type="dxa"/>
+              <w:top w:w="80" w:type="dxa"/>
               <w:left w:w="100.0" w:type="dxa"/>
-              <w:bottom w:w="100.0" w:type="dxa"/>
+              <w:bottom w:w="80" w:type="dxa"/>
               <w:right w:w="100.0" w:type="dxa"/>
+              <w:start w:w="120" w:type="dxa"/>
+              <w:end w:w="120" w:type="dxa"/>
             </w:tcMar>
-            <w:vAlign w:val="top"/>
+            <w:vAlign w:val="center"/>
+            <w:shd w:fill="FFFFFF" w:val="clear"/>
           </w:tcPr>
           <w:p>
             <w:pPr>
+              <w:spacing w:before="0" w:after="40" w:line="240" w:lineRule="auto"/>
+              <w:jc w:val="left"/>
               <w:rPr/>
             </w:pPr>
             <w:r>
               <w:rPr>
+                <w:rFonts w:ascii="Arial" w:hAnsi="Arial" w:eastAsia="Arial" w:cs="Arial"/>
                 <w:rtl w:val="0"/>
+                <w:color w:val="111111"/>
+                <w:sz w:val="18"/>
+                <w:szCs w:val="18"/>
               </w:rPr>
             </w:r>
           </w:p>
         </w:tc>
         <w:tc>
           <w:tcPr>
+            <w:tcW w:type="dxa" w:w="2832"/>
             <w:tcBorders>
               <w:top w:color="000000" w:space="0" w:sz="0" w:val="nil"/>
               <w:left w:color="000000" w:space="0" w:sz="0" w:val="nil"/>
@@ -1223,20 +1620,29 @@
               <w:right w:color="000000" w:space="0" w:sz="0" w:val="nil"/>
             </w:tcBorders>
             <w:tcMar>
-              <w:top w:w="100.0" w:type="dxa"/>
+              <w:top w:w="80" w:type="dxa"/>
               <w:left w:w="100.0" w:type="dxa"/>
-              <w:bottom w:w="100.0" w:type="dxa"/>
+              <w:bottom w:w="80" w:type="dxa"/>
               <w:right w:w="100.0" w:type="dxa"/>
+              <w:start w:w="120" w:type="dxa"/>
+              <w:end w:w="120" w:type="dxa"/>
             </w:tcMar>
-            <w:vAlign w:val="top"/>
+            <w:vAlign w:val="center"/>
+            <w:shd w:fill="FFFFFF" w:val="clear"/>
           </w:tcPr>
           <w:p>
             <w:pPr>
+              <w:spacing w:before="0" w:after="40" w:line="240" w:lineRule="auto"/>
+              <w:jc w:val="left"/>
               <w:rPr/>
             </w:pPr>
             <w:r>
               <w:rPr>
+                <w:rFonts w:ascii="Arial" w:hAnsi="Arial" w:eastAsia="Arial" w:cs="Arial"/>
                 <w:rtl w:val="0"/>
+                <w:color w:val="111111"/>
+                <w:sz w:val="18"/>
+                <w:szCs w:val="18"/>
               </w:rPr>
             </w:r>
           </w:p>
@@ -1245,11 +1651,11 @@
       <w:tr>
         <w:trPr>
           <w:cantSplit w:val="0"/>
-          <w:trHeight w:val="515" w:hRule="atLeast"/>
           <w:tblHeader w:val="0"/>
         </w:trPr>
         <w:tc>
           <w:tcPr>
+            <w:tcW w:type="dxa" w:w="5445"/>
             <w:tcBorders>
               <w:top w:color="000000" w:space="0" w:sz="0" w:val="nil"/>
               <w:left w:color="000000" w:space="0" w:sz="0" w:val="nil"/>
@@ -1257,20 +1663,29 @@
               <w:right w:color="000000" w:space="0" w:sz="0" w:val="nil"/>
             </w:tcBorders>
             <w:tcMar>
-              <w:top w:w="100.0" w:type="dxa"/>
+              <w:top w:w="80" w:type="dxa"/>
               <w:left w:w="100.0" w:type="dxa"/>
-              <w:bottom w:w="100.0" w:type="dxa"/>
+              <w:bottom w:w="80" w:type="dxa"/>
               <w:right w:w="100.0" w:type="dxa"/>
+              <w:start w:w="120" w:type="dxa"/>
+              <w:end w:w="120" w:type="dxa"/>
             </w:tcMar>
-            <w:vAlign w:val="top"/>
+            <w:vAlign w:val="center"/>
+            <w:shd w:fill="F2F2F2" w:val="clear"/>
           </w:tcPr>
           <w:p>
             <w:pPr>
+              <w:spacing w:before="0" w:after="40" w:line="240" w:lineRule="auto"/>
+              <w:jc w:val="left"/>
               <w:rPr/>
             </w:pPr>
             <w:r>
               <w:rPr>
+                <w:rFonts w:ascii="Arial" w:hAnsi="Arial" w:eastAsia="Arial" w:cs="Arial"/>
                 <w:rtl w:val="0"/>
+                <w:color w:val="111111"/>
+                <w:sz w:val="18"/>
+                <w:szCs w:val="18"/>
               </w:rPr>
               <w:t xml:space="preserve">Working patiently through failure</w:t>
             </w:r>
@@ -1278,6 +1693,7 @@
         </w:tc>
         <w:tc>
           <w:tcPr>
+            <w:tcW w:type="dxa" w:w="1083"/>
             <w:tcBorders>
               <w:top w:color="000000" w:space="0" w:sz="0" w:val="nil"/>
               <w:left w:color="000000" w:space="0" w:sz="0" w:val="nil"/>
@@ -1285,26 +1701,36 @@
               <w:right w:color="000000" w:space="0" w:sz="0" w:val="nil"/>
             </w:tcBorders>
             <w:tcMar>
-              <w:top w:w="100.0" w:type="dxa"/>
+              <w:top w:w="80" w:type="dxa"/>
               <w:left w:w="100.0" w:type="dxa"/>
-              <w:bottom w:w="100.0" w:type="dxa"/>
+              <w:bottom w:w="80" w:type="dxa"/>
               <w:right w:w="100.0" w:type="dxa"/>
+              <w:start w:w="120" w:type="dxa"/>
+              <w:end w:w="120" w:type="dxa"/>
             </w:tcMar>
-            <w:vAlign w:val="top"/>
+            <w:vAlign w:val="center"/>
+            <w:shd w:fill="F2F2F2" w:val="clear"/>
           </w:tcPr>
           <w:p>
             <w:pPr>
+              <w:spacing w:before="0" w:after="40" w:line="240" w:lineRule="auto"/>
+              <w:jc w:val="left"/>
               <w:rPr/>
             </w:pPr>
             <w:r>
               <w:rPr>
+                <w:rFonts w:ascii="Arial" w:hAnsi="Arial" w:eastAsia="Arial" w:cs="Arial"/>
                 <w:rtl w:val="0"/>
+                <w:color w:val="111111"/>
+                <w:sz w:val="18"/>
+                <w:szCs w:val="18"/>
               </w:rPr>
             </w:r>
           </w:p>
         </w:tc>
         <w:tc>
           <w:tcPr>
+            <w:tcW w:type="dxa" w:w="2832"/>
             <w:tcBorders>
               <w:top w:color="000000" w:space="0" w:sz="0" w:val="nil"/>
               <w:left w:color="000000" w:space="0" w:sz="0" w:val="nil"/>
@@ -1312,20 +1738,29 @@
               <w:right w:color="000000" w:space="0" w:sz="0" w:val="nil"/>
             </w:tcBorders>
             <w:tcMar>
-              <w:top w:w="100.0" w:type="dxa"/>
+              <w:top w:w="80" w:type="dxa"/>
               <w:left w:w="100.0" w:type="dxa"/>
-              <w:bottom w:w="100.0" w:type="dxa"/>
+              <w:bottom w:w="80" w:type="dxa"/>
               <w:right w:w="100.0" w:type="dxa"/>
+              <w:start w:w="120" w:type="dxa"/>
+              <w:end w:w="120" w:type="dxa"/>
             </w:tcMar>
-            <w:vAlign w:val="top"/>
+            <w:vAlign w:val="center"/>
+            <w:shd w:fill="F2F2F2" w:val="clear"/>
           </w:tcPr>
           <w:p>
             <w:pPr>
+              <w:spacing w:before="0" w:after="40" w:line="240" w:lineRule="auto"/>
+              <w:jc w:val="left"/>
               <w:rPr/>
             </w:pPr>
             <w:r>
               <w:rPr>
+                <w:rFonts w:ascii="Arial" w:hAnsi="Arial" w:eastAsia="Arial" w:cs="Arial"/>
                 <w:rtl w:val="0"/>
+                <w:color w:val="111111"/>
+                <w:sz w:val="18"/>
+                <w:szCs w:val="18"/>
               </w:rPr>
             </w:r>
           </w:p>
@@ -1334,11 +1769,11 @@
       <w:tr>
         <w:trPr>
           <w:cantSplit w:val="0"/>
-          <w:trHeight w:val="515" w:hRule="atLeast"/>
           <w:tblHeader w:val="0"/>
         </w:trPr>
         <w:tc>
           <w:tcPr>
+            <w:tcW w:type="dxa" w:w="5445"/>
             <w:tcBorders>
               <w:top w:color="000000" w:space="0" w:sz="0" w:val="nil"/>
               <w:left w:color="000000" w:space="0" w:sz="0" w:val="nil"/>
@@ -1346,20 +1781,29 @@
               <w:right w:color="000000" w:space="0" w:sz="0" w:val="nil"/>
             </w:tcBorders>
             <w:tcMar>
-              <w:top w:w="100.0" w:type="dxa"/>
+              <w:top w:w="80" w:type="dxa"/>
               <w:left w:w="100.0" w:type="dxa"/>
-              <w:bottom w:w="100.0" w:type="dxa"/>
+              <w:bottom w:w="80" w:type="dxa"/>
               <w:right w:w="100.0" w:type="dxa"/>
+              <w:start w:w="120" w:type="dxa"/>
+              <w:end w:w="120" w:type="dxa"/>
             </w:tcMar>
-            <w:vAlign w:val="top"/>
+            <w:vAlign w:val="center"/>
+            <w:shd w:fill="FFFFFF" w:val="clear"/>
           </w:tcPr>
           <w:p>
             <w:pPr>
+              <w:spacing w:before="0" w:after="40" w:line="240" w:lineRule="auto"/>
+              <w:jc w:val="left"/>
               <w:rPr/>
             </w:pPr>
             <w:r>
               <w:rPr>
+                <w:rFonts w:ascii="Arial" w:hAnsi="Arial" w:eastAsia="Arial" w:cs="Arial"/>
                 <w:rtl w:val="0"/>
+                <w:color w:val="111111"/>
+                <w:sz w:val="18"/>
+                <w:szCs w:val="18"/>
               </w:rPr>
               <w:t xml:space="preserve">Collaborating with others</w:t>
             </w:r>
@@ -1367,6 +1811,7 @@
         </w:tc>
         <w:tc>
           <w:tcPr>
+            <w:tcW w:type="dxa" w:w="1083"/>
             <w:tcBorders>
               <w:top w:color="000000" w:space="0" w:sz="0" w:val="nil"/>
               <w:left w:color="000000" w:space="0" w:sz="0" w:val="nil"/>
@@ -1374,26 +1819,36 @@
               <w:right w:color="000000" w:space="0" w:sz="0" w:val="nil"/>
             </w:tcBorders>
             <w:tcMar>
-              <w:top w:w="100.0" w:type="dxa"/>
+              <w:top w:w="80" w:type="dxa"/>
               <w:left w:w="100.0" w:type="dxa"/>
-              <w:bottom w:w="100.0" w:type="dxa"/>
+              <w:bottom w:w="80" w:type="dxa"/>
               <w:right w:w="100.0" w:type="dxa"/>
+              <w:start w:w="120" w:type="dxa"/>
+              <w:end w:w="120" w:type="dxa"/>
             </w:tcMar>
-            <w:vAlign w:val="top"/>
+            <w:vAlign w:val="center"/>
+            <w:shd w:fill="FFFFFF" w:val="clear"/>
           </w:tcPr>
           <w:p>
             <w:pPr>
+              <w:spacing w:before="0" w:after="40" w:line="240" w:lineRule="auto"/>
+              <w:jc w:val="left"/>
               <w:rPr/>
             </w:pPr>
             <w:r>
               <w:rPr>
+                <w:rFonts w:ascii="Arial" w:hAnsi="Arial" w:eastAsia="Arial" w:cs="Arial"/>
                 <w:rtl w:val="0"/>
+                <w:color w:val="111111"/>
+                <w:sz w:val="18"/>
+                <w:szCs w:val="18"/>
               </w:rPr>
             </w:r>
           </w:p>
         </w:tc>
         <w:tc>
           <w:tcPr>
+            <w:tcW w:type="dxa" w:w="2832"/>
             <w:tcBorders>
               <w:top w:color="000000" w:space="0" w:sz="0" w:val="nil"/>
               <w:left w:color="000000" w:space="0" w:sz="0" w:val="nil"/>
@@ -1401,20 +1856,29 @@
               <w:right w:color="000000" w:space="0" w:sz="0" w:val="nil"/>
             </w:tcBorders>
             <w:tcMar>
-              <w:top w:w="100.0" w:type="dxa"/>
+              <w:top w:w="80" w:type="dxa"/>
               <w:left w:w="100.0" w:type="dxa"/>
-              <w:bottom w:w="100.0" w:type="dxa"/>
+              <w:bottom w:w="80" w:type="dxa"/>
               <w:right w:w="100.0" w:type="dxa"/>
+              <w:start w:w="120" w:type="dxa"/>
+              <w:end w:w="120" w:type="dxa"/>
             </w:tcMar>
-            <w:vAlign w:val="top"/>
+            <w:vAlign w:val="center"/>
+            <w:shd w:fill="FFFFFF" w:val="clear"/>
           </w:tcPr>
           <w:p>
             <w:pPr>
+              <w:spacing w:before="0" w:after="40" w:line="240" w:lineRule="auto"/>
+              <w:jc w:val="left"/>
               <w:rPr/>
             </w:pPr>
             <w:r>
               <w:rPr>
+                <w:rFonts w:ascii="Arial" w:hAnsi="Arial" w:eastAsia="Arial" w:cs="Arial"/>
                 <w:rtl w:val="0"/>
+                <w:color w:val="111111"/>
+                <w:sz w:val="18"/>
+                <w:szCs w:val="18"/>
               </w:rPr>
             </w:r>
           </w:p>
@@ -1438,17 +1902,20 @@
       <w:bookmarkEnd w:id="44"/>
       <w:r>
         <w:rPr>
+          <w:rFonts w:ascii="Arial" w:hAnsi="Arial" w:eastAsia="Arial" w:cs="Arial"/>
           <w:b w:val="1"/>
           <w:bCs w:val="1"/>
-          <w:sz w:val="34"/>
-          <w:szCs w:val="34"/>
+          <w:sz w:val="22"/>
+          <w:szCs w:val="22"/>
           <w:rtl w:val="0"/>
+          <w:color w:val="111111"/>
         </w:rPr>
         <w:t xml:space="preserve">Part B: Researcher Profile</w:t>
       </w:r>
     </w:p>
     <w:p>
       <w:pPr>
+        <w:pStyle w:val="STARLABPrompt"/>
         <w:numPr>
           <w:ilvl w:val="0"/>
           <w:numId w:val="66"/>
@@ -1458,13 +1925,28 @@
       </w:pPr>
       <w:r>
         <w:rPr>
+          <w:rFonts w:ascii="Arial" w:hAnsi="Arial" w:eastAsia="Arial" w:cs="Arial"/>
           <w:rtl w:val="0"/>
+          <w:color w:val="111111"/>
+          <w:sz w:val="20"/>
+          <w:szCs w:val="20"/>
+          <w:b w:val="1"/>
         </w:rPr>
         <w:t xml:space="preserve">Which three skills are your strongest right now?</w:t>
       </w:r>
     </w:p>
     <w:p>
       <w:pPr>
+        <w:pStyle w:val="STARLABResponseLine"/>
+        <w:spacing w:line="300" w:lineRule="exact" w:after="60"/>
+        <w:pBdr>
+          <w:bottom w:val="single" w:sz="6" w:space="1" w:color="D9D9D9"/>
+        </w:pBdr>
+      </w:pPr>
+    </w:p>
+    <w:p>
+      <w:pPr>
+        <w:pStyle w:val="STARLABPrompt"/>
         <w:numPr>
           <w:ilvl w:val="0"/>
           <w:numId w:val="66"/>
@@ -1474,13 +1956,28 @@
       </w:pPr>
       <w:r>
         <w:rPr>
+          <w:rFonts w:ascii="Arial" w:hAnsi="Arial" w:eastAsia="Arial" w:cs="Arial"/>
           <w:rtl w:val="0"/>
+          <w:color w:val="111111"/>
+          <w:sz w:val="20"/>
+          <w:szCs w:val="20"/>
+          <w:b w:val="1"/>
         </w:rPr>
         <w:t xml:space="preserve">Which three skills do you most want to improve?</w:t>
       </w:r>
     </w:p>
     <w:p>
       <w:pPr>
+        <w:pStyle w:val="STARLABResponseLine"/>
+        <w:spacing w:line="300" w:lineRule="exact" w:after="60"/>
+        <w:pBdr>
+          <w:bottom w:val="single" w:sz="6" w:space="1" w:color="D9D9D9"/>
+        </w:pBdr>
+      </w:pPr>
+    </w:p>
+    <w:p>
+      <w:pPr>
+        <w:pStyle w:val="STARLABPrompt"/>
         <w:numPr>
           <w:ilvl w:val="0"/>
           <w:numId w:val="66"/>
@@ -1490,10 +1987,24 @@
       </w:pPr>
       <w:r>
         <w:rPr>
+          <w:rFonts w:ascii="Arial" w:hAnsi="Arial" w:eastAsia="Arial" w:cs="Arial"/>
           <w:rtl w:val="0"/>
+          <w:color w:val="111111"/>
+          <w:sz w:val="20"/>
+          <w:szCs w:val="20"/>
+          <w:b w:val="1"/>
         </w:rPr>
         <w:t xml:space="preserve">What kind of work do you usually enjoy most?</w:t>
       </w:r>
+    </w:p>
+    <w:p>
+      <w:pPr>
+        <w:pStyle w:val="STARLABResponseLine"/>
+        <w:spacing w:line="300" w:lineRule="exact" w:after="60"/>
+        <w:pBdr>
+          <w:bottom w:val="single" w:sz="6" w:space="1" w:color="D9D9D9"/>
+        </w:pBdr>
+      </w:pPr>
     </w:p>
     <w:p>
       <w:pPr>
@@ -1506,7 +2017,11 @@
       </w:pPr>
       <w:r>
         <w:rPr>
+          <w:rFonts w:ascii="Arial" w:hAnsi="Arial" w:eastAsia="Arial" w:cs="Arial"/>
           <w:rtl w:val="0"/>
+          <w:color w:val="111111"/>
+          <w:sz w:val="19"/>
+          <w:szCs w:val="19"/>
         </w:rPr>
         <w:t xml:space="preserve">Designing</w:t>
       </w:r>
@@ -1522,7 +2037,11 @@
       </w:pPr>
       <w:r>
         <w:rPr>
+          <w:rFonts w:ascii="Arial" w:hAnsi="Arial" w:eastAsia="Arial" w:cs="Arial"/>
           <w:rtl w:val="0"/>
+          <w:color w:val="111111"/>
+          <w:sz w:val="19"/>
+          <w:szCs w:val="19"/>
         </w:rPr>
         <w:t xml:space="preserve">Building</w:t>
       </w:r>
@@ -1538,7 +2057,11 @@
       </w:pPr>
       <w:r>
         <w:rPr>
+          <w:rFonts w:ascii="Arial" w:hAnsi="Arial" w:eastAsia="Arial" w:cs="Arial"/>
           <w:rtl w:val="0"/>
+          <w:color w:val="111111"/>
+          <w:sz w:val="19"/>
+          <w:szCs w:val="19"/>
         </w:rPr>
         <w:t xml:space="preserve">Testing</w:t>
       </w:r>
@@ -1554,7 +2077,11 @@
       </w:pPr>
       <w:r>
         <w:rPr>
+          <w:rFonts w:ascii="Arial" w:hAnsi="Arial" w:eastAsia="Arial" w:cs="Arial"/>
           <w:rtl w:val="0"/>
+          <w:color w:val="111111"/>
+          <w:sz w:val="19"/>
+          <w:szCs w:val="19"/>
         </w:rPr>
         <w:t xml:space="preserve">Observing</w:t>
       </w:r>
@@ -1570,7 +2097,11 @@
       </w:pPr>
       <w:r>
         <w:rPr>
+          <w:rFonts w:ascii="Arial" w:hAnsi="Arial" w:eastAsia="Arial" w:cs="Arial"/>
           <w:rtl w:val="0"/>
+          <w:color w:val="111111"/>
+          <w:sz w:val="19"/>
+          <w:szCs w:val="19"/>
         </w:rPr>
         <w:t xml:space="preserve">Reading</w:t>
       </w:r>
@@ -1586,7 +2117,11 @@
       </w:pPr>
       <w:r>
         <w:rPr>
+          <w:rFonts w:ascii="Arial" w:hAnsi="Arial" w:eastAsia="Arial" w:cs="Arial"/>
           <w:rtl w:val="0"/>
+          <w:color w:val="111111"/>
+          <w:sz w:val="19"/>
+          <w:szCs w:val="19"/>
         </w:rPr>
         <w:t xml:space="preserve">Coding</w:t>
       </w:r>
@@ -1602,7 +2137,11 @@
       </w:pPr>
       <w:r>
         <w:rPr>
+          <w:rFonts w:ascii="Arial" w:hAnsi="Arial" w:eastAsia="Arial" w:cs="Arial"/>
           <w:rtl w:val="0"/>
+          <w:color w:val="111111"/>
+          <w:sz w:val="19"/>
+          <w:szCs w:val="19"/>
         </w:rPr>
         <w:t xml:space="preserve">Writing</w:t>
       </w:r>
@@ -1618,7 +2157,11 @@
       </w:pPr>
       <w:r>
         <w:rPr>
+          <w:rFonts w:ascii="Arial" w:hAnsi="Arial" w:eastAsia="Arial" w:cs="Arial"/>
           <w:rtl w:val="0"/>
+          <w:color w:val="111111"/>
+          <w:sz w:val="19"/>
+          <w:szCs w:val="19"/>
         </w:rPr>
         <w:t xml:space="preserve">Presenting</w:t>
       </w:r>
@@ -1634,7 +2177,11 @@
       </w:pPr>
       <w:r>
         <w:rPr>
+          <w:rFonts w:ascii="Arial" w:hAnsi="Arial" w:eastAsia="Arial" w:cs="Arial"/>
           <w:rtl w:val="0"/>
+          <w:color w:val="111111"/>
+          <w:sz w:val="19"/>
+          <w:szCs w:val="19"/>
         </w:rPr>
         <w:t xml:space="preserve">Working with people</w:t>
       </w:r>
@@ -1650,7 +2197,11 @@
       </w:pPr>
       <w:r>
         <w:rPr>
+          <w:rFonts w:ascii="Arial" w:hAnsi="Arial" w:eastAsia="Arial" w:cs="Arial"/>
           <w:rtl w:val="0"/>
+          <w:color w:val="111111"/>
+          <w:sz w:val="19"/>
+          <w:szCs w:val="19"/>
         </w:rPr>
         <w:t xml:space="preserve">Working independently</w:t>
       </w:r>
@@ -1666,13 +2217,18 @@
       </w:pPr>
       <w:r>
         <w:rPr>
+          <w:rFonts w:ascii="Arial" w:hAnsi="Arial" w:eastAsia="Arial" w:cs="Arial"/>
           <w:rtl w:val="0"/>
+          <w:color w:val="111111"/>
+          <w:sz w:val="19"/>
+          <w:szCs w:val="19"/>
         </w:rPr>
         <w:t xml:space="preserve">Other:</w:t>
       </w:r>
     </w:p>
     <w:p>
       <w:pPr>
+        <w:pStyle w:val="STARLABPrompt"/>
         <w:numPr>
           <w:ilvl w:val="0"/>
           <w:numId w:val="29"/>
@@ -1682,13 +2238,28 @@
       </w:pPr>
       <w:r>
         <w:rPr>
+          <w:rFonts w:ascii="Arial" w:hAnsi="Arial" w:eastAsia="Arial" w:cs="Arial"/>
           <w:rtl w:val="0"/>
+          <w:color w:val="111111"/>
+          <w:sz w:val="20"/>
+          <w:szCs w:val="20"/>
+          <w:b w:val="1"/>
         </w:rPr>
         <w:t xml:space="preserve">What scientific or engineering fields interest you right now?</w:t>
       </w:r>
     </w:p>
     <w:p>
       <w:pPr>
+        <w:pStyle w:val="STARLABResponseLine"/>
+        <w:spacing w:line="300" w:lineRule="exact" w:after="60"/>
+        <w:pBdr>
+          <w:bottom w:val="single" w:sz="6" w:space="1" w:color="D9D9D9"/>
+        </w:pBdr>
+      </w:pPr>
+    </w:p>
+    <w:p>
+      <w:pPr>
+        <w:pStyle w:val="STARLABPrompt"/>
         <w:numPr>
           <w:ilvl w:val="0"/>
           <w:numId w:val="29"/>
@@ -1698,33 +2269,79 @@
       </w:pPr>
       <w:r>
         <w:rPr>
+          <w:rFonts w:ascii="Arial" w:hAnsi="Arial" w:eastAsia="Arial" w:cs="Arial"/>
           <w:rtl w:val="0"/>
+          <w:color w:val="111111"/>
+          <w:sz w:val="20"/>
+          <w:szCs w:val="20"/>
+          <w:b w:val="1"/>
         </w:rPr>
         <w:t xml:space="preserve">What kind of mentor, expert, or teacher support might help you succeed?</w:t>
       </w:r>
     </w:p>
     <w:p>
       <w:pPr>
+        <w:pStyle w:val="STARLABResponseLine"/>
+        <w:spacing w:after="60" w:line="300" w:lineRule="exact"/>
         <w:rPr/>
-      </w:pPr>
-      <w:r>
-        <w:pict>
-          <v:rect style="width:0.0pt;height:1.5pt" o:hr="t" o:hrstd="t" o:hralign="center" fillcolor="#A0A0A0" stroked="f"/>
-        </w:pict>
-      </w:r>
-      <w:r>
-        <w:rPr>
-          <w:rtl w:val="0"/>
-        </w:rPr>
-      </w:r>
+        <w:pBdr>
+          <w:bottom w:val="single" w:sz="6" w:space="1" w:color="D9D9D9"/>
+        </w:pBdr>
+      </w:pPr>
     </w:p>
     <w:sectPr>
-      <w:pgSz w:h="15840" w:w="12240" w:orient="portrait"/>
-      <w:pgMar w:bottom="1440" w:top="1440" w:left="1440" w:right="1440" w:header="720" w:footer="720"/>
+      <w:headerReference w:type="default" r:id="rId6"/>
+      <w:footerReference w:type="default" r:id="rId7"/>
+      <w:pgSz w:h="15840" w:w="12240"/>
+      <w:pgMar w:bottom="936" w:top="936" w:left="1440" w:right="1440" w:header="504" w:footer="504"/>
       <w:pgNumType w:start="1"/>
     </w:sectPr>
   </w:body>
 </w:document>
+</file>
+
+<file path=word/footer1.xml><?xml version="1.0" encoding="utf-8"?>
+<w:ftr xmlns:m="http://schemas.openxmlformats.org/officeDocument/2006/math" xmlns:mc="http://schemas.openxmlformats.org/markup-compatibility/2006" xmlns:mo="http://schemas.microsoft.com/office/mac/office/2008/main" xmlns:mv="urn:schemas-microsoft-com:mac:vml" xmlns:o="urn:schemas-microsoft-com:office:office" xmlns:r="http://schemas.openxmlformats.org/officeDocument/2006/relationships" xmlns:v="urn:schemas-microsoft-com:vml" xmlns:w10="urn:schemas-microsoft-com:office:word" xmlns:w14="http://schemas.microsoft.com/office/word/2010/wordml" xmlns:w="http://schemas.openxmlformats.org/wordprocessingml/2006/main" xmlns:wne="http://schemas.microsoft.com/office/word/2006/wordml" xmlns:wp14="http://schemas.microsoft.com/office/word/2010/wordprocessingDrawing" xmlns:wp="http://schemas.openxmlformats.org/drawingml/2006/wordprocessingDrawing" xmlns:wpc="http://schemas.microsoft.com/office/word/2010/wordprocessingCanvas" xmlns:wpg="http://schemas.microsoft.com/office/word/2010/wordprocessingGroup" xmlns:wpi="http://schemas.microsoft.com/office/word/2010/wordprocessingInk" xmlns:wps="http://schemas.microsoft.com/office/word/2010/wordprocessingShape" mc:Ignorable="w14 wp14">
+  <w:p>
+    <w:pPr>
+      <w:pStyle w:val="Footer"/>
+      <w:spacing w:before="40" w:after="0"/>
+      <w:jc w:val="center"/>
+    </w:pPr>
+    <w:r>
+      <w:rPr>
+        <w:rFonts w:ascii="Arial" w:hAnsi="Arial" w:eastAsia="Arial" w:cs="Arial"/>
+        <w:color w:val="555555"/>
+        <w:sz w:val="16"/>
+        <w:szCs w:val="16"/>
+        <w:b w:val="0"/>
+      </w:rPr>
+      <w:t xml:space="preserve">STARLAB | UNIT 1 | STUDENT HANDOUT 2 | PAGE </w:t>
+    </w:r>
+    <w:r>
+      <w:rPr>
+        <w:rFonts w:ascii="Arial" w:hAnsi="Arial" w:eastAsia="Arial" w:cs="Arial"/>
+        <w:color w:val="555555"/>
+        <w:sz w:val="16"/>
+        <w:szCs w:val="16"/>
+        <w:b w:val="0"/>
+      </w:rPr>
+      <w:fldChar w:fldCharType="begin"/>
+      <w:instrText xml:space="preserve"> PAGE </w:instrText>
+      <w:fldChar w:fldCharType="end"/>
+    </w:r>
+  </w:p>
+</w:ftr>
+</file>
+
+<file path=word/header1.xml><?xml version="1.0" encoding="utf-8"?>
+<w:hdr xmlns:m="http://schemas.openxmlformats.org/officeDocument/2006/math" xmlns:mc="http://schemas.openxmlformats.org/markup-compatibility/2006" xmlns:mo="http://schemas.microsoft.com/office/mac/office/2008/main" xmlns:mv="urn:schemas-microsoft-com:mac:vml" xmlns:o="urn:schemas-microsoft-com:office:office" xmlns:r="http://schemas.openxmlformats.org/officeDocument/2006/relationships" xmlns:v="urn:schemas-microsoft-com:vml" xmlns:w10="urn:schemas-microsoft-com:office:word" xmlns:w14="http://schemas.microsoft.com/office/word/2010/wordml" xmlns:w="http://schemas.openxmlformats.org/wordprocessingml/2006/main" xmlns:wne="http://schemas.microsoft.com/office/word/2006/wordml" xmlns:wp14="http://schemas.microsoft.com/office/word/2010/wordprocessingDrawing" xmlns:wp="http://schemas.openxmlformats.org/drawingml/2006/wordprocessingDrawing" xmlns:wpc="http://schemas.microsoft.com/office/word/2010/wordprocessingCanvas" xmlns:wpg="http://schemas.microsoft.com/office/word/2010/wordprocessingGroup" xmlns:wpi="http://schemas.microsoft.com/office/word/2010/wordprocessingInk" xmlns:wps="http://schemas.microsoft.com/office/word/2010/wordprocessingShape" mc:Ignorable="w14 wp14">
+  <w:p>
+    <w:pPr>
+      <w:pStyle w:val="Header"/>
+    </w:pPr>
+  </w:p>
+</w:hdr>
 </file>
 
 <file path=word/numbering.xml><?xml version="1.0" encoding="utf-8"?>
@@ -9898,19 +10515,32 @@
   </w:style>
   <w:style w:type="paragraph" w:styleId="Normal" w:default="1">
     <w:name w:val="normal"/>
+    <w:pPr>
+      <w:keepLines w:val="0"/>
+      <w:spacing w:before="0" w:after="60" w:line="247" w:lineRule="auto"/>
+    </w:pPr>
+    <w:rPr>
+      <w:rFonts w:ascii="Arial" w:hAnsi="Arial" w:eastAsia="Arial"/>
+      <w:b w:val="0"/>
+      <w:color w:val="111111"/>
+      <w:sz w:val="19"/>
+    </w:rPr>
   </w:style>
   <w:style w:type="paragraph" w:styleId="Heading1">
     <w:name w:val="heading 1"/>
     <w:basedOn w:val="Normal"/>
     <w:next w:val="Normal"/>
     <w:pPr>
-      <w:keepNext w:val="1"/>
+      <w:keepNext/>
       <w:keepLines w:val="1"/>
       <w:pageBreakBefore w:val="0"/>
-      <w:spacing w:after="120" w:before="400" w:lineRule="auto"/>
+      <w:spacing w:after="60" w:before="180" w:lineRule="auto" w:line="240"/>
     </w:pPr>
     <w:rPr>
-      <w:sz w:val="40"/>
+      <w:rFonts w:ascii="Arial" w:hAnsi="Arial" w:eastAsia="Arial"/>
+      <w:b/>
+      <w:color w:val="E31B23"/>
+      <w:sz w:val="27"/>
       <w:szCs w:val="40"/>
     </w:rPr>
   </w:style>
@@ -9919,15 +10549,17 @@
     <w:basedOn w:val="Normal"/>
     <w:next w:val="Normal"/>
     <w:pPr>
-      <w:keepNext w:val="1"/>
+      <w:keepNext/>
       <w:keepLines w:val="1"/>
       <w:pageBreakBefore w:val="0"/>
-      <w:spacing w:after="120" w:before="360" w:lineRule="auto"/>
+      <w:spacing w:after="40" w:before="120" w:lineRule="auto" w:line="240"/>
     </w:pPr>
     <w:rPr>
-      <w:b w:val="0"/>
+      <w:rFonts w:ascii="Arial" w:hAnsi="Arial" w:eastAsia="Arial"/>
+      <w:b/>
       <w:bCs w:val="0"/>
-      <w:sz w:val="32"/>
+      <w:color w:val="111111"/>
+      <w:sz w:val="22"/>
       <w:szCs w:val="32"/>
     </w:rPr>
   </w:style>
@@ -9936,16 +10568,17 @@
     <w:basedOn w:val="Normal"/>
     <w:next w:val="Normal"/>
     <w:pPr>
-      <w:keepNext w:val="1"/>
+      <w:keepNext/>
       <w:keepLines w:val="1"/>
       <w:pageBreakBefore w:val="0"/>
-      <w:spacing w:after="80" w:before="320" w:lineRule="auto"/>
+      <w:spacing w:after="40" w:before="100" w:lineRule="auto" w:line="240"/>
     </w:pPr>
     <w:rPr>
-      <w:b w:val="0"/>
+      <w:rFonts w:ascii="Arial" w:hAnsi="Arial" w:eastAsia="Arial"/>
+      <w:b/>
       <w:bCs w:val="0"/>
-      <w:color w:val="434343"/>
-      <w:sz w:val="28"/>
+      <w:color w:val="555555"/>
+      <w:sz w:val="20"/>
       <w:szCs w:val="28"/>
     </w:rPr>
   </w:style>
@@ -10088,6 +10721,117 @@
       <w:tblStyleColBandSize w:val="1"/>
       <w:tblCellMar/>
     </w:tblPr>
+  </w:style>
+  <w:style w:type="paragraph" w:customStyle="1" w:styleId="STARLABKicker">
+    <w:name w:val="STARLAB Kicker"/>
+    <w:pPr>
+      <w:spacing w:before="0" w:after="60" w:line="240" w:lineRule="auto"/>
+    </w:pPr>
+    <w:rPr>
+      <w:rFonts w:ascii="Arial" w:hAnsi="Arial" w:eastAsia="Arial"/>
+      <w:b/>
+      <w:caps/>
+      <w:color w:val="E31B23"/>
+      <w:sz w:val="18"/>
+    </w:rPr>
+  </w:style>
+  <w:style w:type="paragraph" w:customStyle="1" w:styleId="STARLABResourceTitle">
+    <w:name w:val="STARLAB Resource Title"/>
+    <w:pPr>
+      <w:spacing w:before="0" w:after="60" w:line="240" w:lineRule="auto"/>
+    </w:pPr>
+    <w:rPr>
+      <w:rFonts w:ascii="Arial" w:hAnsi="Arial" w:eastAsia="Arial"/>
+      <w:b/>
+      <w:color w:val="111111"/>
+      <w:sz w:val="38"/>
+    </w:rPr>
+  </w:style>
+  <w:style w:type="paragraph" w:customStyle="1" w:styleId="STARLABResourceMeta">
+    <w:name w:val="STARLAB Resource Meta"/>
+    <w:pPr>
+      <w:spacing w:before="0" w:after="80" w:line="240" w:lineRule="auto"/>
+    </w:pPr>
+    <w:rPr>
+      <w:rFonts w:ascii="Arial" w:hAnsi="Arial" w:eastAsia="Arial"/>
+      <w:b/>
+      <w:color w:val="555555"/>
+      <w:sz w:val="17"/>
+    </w:rPr>
+  </w:style>
+  <w:style w:type="paragraph" w:customStyle="1" w:styleId="STARLABDivider">
+    <w:name w:val="STARLAB Divider"/>
+    <w:pPr>
+      <w:spacing w:before="0" w:after="160" w:line="240" w:lineRule="auto"/>
+    </w:pPr>
+    <w:rPr>
+      <w:rFonts w:ascii="Arial" w:hAnsi="Arial" w:eastAsia="Arial"/>
+      <w:b w:val="0"/>
+      <w:color w:val="E31B23"/>
+      <w:sz w:val="4"/>
+    </w:rPr>
+  </w:style>
+  <w:style w:type="paragraph" w:customStyle="1" w:styleId="STARLABPrompt">
+    <w:name w:val="STARLAB Prompt"/>
+    <w:pPr>
+      <w:spacing w:before="60" w:after="40" w:line="247" w:lineRule="auto"/>
+    </w:pPr>
+    <w:rPr>
+      <w:rFonts w:ascii="Arial" w:hAnsi="Arial" w:eastAsia="Arial"/>
+      <w:b/>
+      <w:color w:val="111111"/>
+      <w:sz w:val="20"/>
+    </w:rPr>
+  </w:style>
+  <w:style w:type="paragraph" w:customStyle="1" w:styleId="STARLABUseNote">
+    <w:name w:val="STARLAB Use Note"/>
+    <w:pPr>
+      <w:spacing w:before="0" w:after="80" w:line="247" w:lineRule="auto"/>
+    </w:pPr>
+    <w:rPr>
+      <w:rFonts w:ascii="Arial" w:hAnsi="Arial" w:eastAsia="Arial"/>
+      <w:b w:val="0"/>
+      <w:color w:val="555555"/>
+      <w:sz w:val="18"/>
+    </w:rPr>
+  </w:style>
+  <w:style w:type="paragraph" w:customStyle="1" w:styleId="STARLABResponseLine">
+    <w:name w:val="STARLAB Response Line"/>
+    <w:pPr>
+      <w:spacing w:before="0" w:after="60" w:line="240" w:lineRule="auto"/>
+    </w:pPr>
+    <w:rPr>
+      <w:rFonts w:ascii="Arial" w:hAnsi="Arial" w:eastAsia="Arial"/>
+      <w:b w:val="0"/>
+      <w:color w:val="111111"/>
+      <w:sz w:val="20"/>
+    </w:rPr>
+  </w:style>
+  <w:style w:type="paragraph" w:customStyle="1" w:styleId="ListBullet">
+    <w:name w:val="List Bullet"/>
+    <w:pPr>
+      <w:spacing w:before="0" w:after="60" w:line="247" w:lineRule="auto"/>
+      <w:ind w:left="547" w:hanging="274"/>
+    </w:pPr>
+    <w:rPr>
+      <w:rFonts w:ascii="Arial" w:hAnsi="Arial" w:eastAsia="Arial"/>
+      <w:b w:val="0"/>
+      <w:color w:val="111111"/>
+      <w:sz w:val="19"/>
+    </w:rPr>
+  </w:style>
+  <w:style w:type="paragraph" w:customStyle="1" w:styleId="ListNumber">
+    <w:name w:val="List Number"/>
+    <w:pPr>
+      <w:spacing w:before="0" w:after="60" w:line="247" w:lineRule="auto"/>
+      <w:ind w:left="547" w:hanging="274"/>
+    </w:pPr>
+    <w:rPr>
+      <w:rFonts w:ascii="Arial" w:hAnsi="Arial" w:eastAsia="Arial"/>
+      <w:b w:val="0"/>
+      <w:color w:val="111111"/>
+      <w:sz w:val="19"/>
+    </w:rPr>
   </w:style>
 </w:styles>
 </file>
